--- a/RAC/15장/15장_동적데이터베이스서비스.docx
+++ b/RAC/15장/15장_동적데이터베이스서비스.docx
@@ -34,7 +34,35 @@
           <w:rFonts w:ascii="맑은 고딕" w:hAnsi="맑은 고딕" w:eastAsia="맑은 고딕"/>
           <w:sz w:val="21"/>
         </w:rPr>
-        <w:t>14장에서 `srvctl` 의 대상 목록을 봤는데 그중 `service` 를 아직 다루지 않았다. 여기서 다룬다. 문법은 14장에서 익힌 3 단 구조 그대로다.</w:t>
+        <w:t xml:space="preserve">14장에서 </w:t>
+      </w:r>
+      <w:r>
+        <w:rPr>
+          <w:rFonts w:ascii="Consolas" w:hAnsi="Consolas" w:eastAsia="Consolas" w:cs="Consolas"/>
+          <w:sz w:val="20"/>
+        </w:rPr>
+        <w:t xml:space="preserve">srvctl</w:t>
+      </w:r>
+      <w:r>
+        <w:rPr>
+          <w:rFonts w:ascii="맑은 고딕" w:hAnsi="맑은 고딕" w:eastAsia="맑은 고딕"/>
+          <w:sz w:val="21"/>
+        </w:rPr>
+        <w:t xml:space="preserve"> 의 대상 목록을 봤는데 그중 </w:t>
+      </w:r>
+      <w:r>
+        <w:rPr>
+          <w:rFonts w:ascii="Consolas" w:hAnsi="Consolas" w:eastAsia="Consolas" w:cs="Consolas"/>
+          <w:sz w:val="20"/>
+        </w:rPr>
+        <w:t xml:space="preserve">service</w:t>
+      </w:r>
+      <w:r>
+        <w:rPr>
+          <w:rFonts w:ascii="맑은 고딕" w:hAnsi="맑은 고딕" w:eastAsia="맑은 고딕"/>
+          <w:sz w:val="21"/>
+        </w:rPr>
+        <w:t xml:space="preserve"> 를 아직 다루지 않았다. 여기서 다룬다. 문법은 14장에서 익힌 3 단 구조 그대로다.</w:t>
       </w:r>
     </w:p>
     <w:p>
@@ -429,37 +457,79 @@
     <w:p>
       <w:r>
         <w:rPr>
-          <w:rFonts w:ascii="맑은 고딕" w:hAnsi="맑은 고딕" w:eastAsia="맑은 고딕"/>
-          <w:sz w:val="21"/>
+          <w:rFonts w:ascii="Consolas" w:hAnsi="Consolas" w:eastAsia="Consolas" w:cs="Consolas"/>
+          <w:sz w:val="20"/>
         </w:rPr>
-        <w:t>`SYS$BACKGROUND` 와 `SYS$USERS` 는 내부 서비스다. 백그라운드 프로세스와 서비스 이름 없이 접속한 세션이 여기에 속한다. 지울 수도 옮길 수도 없다.</w:t>
-      </w:r>
-    </w:p>
-    <w:p>
+        <w:t xml:space="preserve">SYS$BACKGROUND</w:t>
+      </w:r>
       <w:r>
         <w:rPr>
           <w:rFonts w:ascii="맑은 고딕" w:hAnsi="맑은 고딕" w:eastAsia="맑은 고딕"/>
           <w:sz w:val="21"/>
         </w:rPr>
-        <w:t>`racdb` 는 데이터베이스 이름과 같은 기본 서비스다. dbca 가 만들었고 두 인스턴스에서 모두 돈다.</w:t>
-      </w:r>
-    </w:p>
-    <w:p>
+        <w:t xml:space="preserve"> 와 </w:t>
+      </w:r>
+      <w:r>
+        <w:rPr>
+          <w:rFonts w:ascii="Consolas" w:hAnsi="Consolas" w:eastAsia="Consolas" w:cs="Consolas"/>
+          <w:sz w:val="20"/>
+        </w:rPr>
+        <w:t xml:space="preserve">SYS$USERS</w:t>
+      </w:r>
       <w:r>
         <w:rPr>
           <w:rFonts w:ascii="맑은 고딕" w:hAnsi="맑은 고딕" w:eastAsia="맑은 고딕"/>
           <w:sz w:val="21"/>
         </w:rPr>
-        <w:t>`racdbXDB` 는 XML DB 용이다. 쓰지 않으면 신경 쓰지 않아도 된다.</w:t>
+        <w:t xml:space="preserve"> 는 내부 서비스다. 백그라운드 프로세스와 서비스 이름 없이 접속한 세션이 여기에 속한다. 지울 수도 옮길 수도 없다.</w:t>
       </w:r>
     </w:p>
     <w:p>
+      <w:r>
+        <w:rPr>
+          <w:rFonts w:ascii="Consolas" w:hAnsi="Consolas" w:eastAsia="Consolas" w:cs="Consolas"/>
+          <w:sz w:val="20"/>
+        </w:rPr>
+        <w:t xml:space="preserve">racdb</w:t>
+      </w:r>
       <w:r>
         <w:rPr>
           <w:rFonts w:ascii="맑은 고딕" w:hAnsi="맑은 고딕" w:eastAsia="맑은 고딕"/>
           <w:sz w:val="21"/>
         </w:rPr>
-        <w:t>`racpdb1` 은 PDB 서비스다. CON_ID 가 3 인 것이 그 근거이며 PDB 를 만들 때 자동으로 생긴다.</w:t>
+        <w:t xml:space="preserve"> 는 데이터베이스 이름과 같은 기본 서비스다. dbca 가 만들었고 두 인스턴스에서 모두 돈다.</w:t>
+      </w:r>
+    </w:p>
+    <w:p>
+      <w:r>
+        <w:rPr>
+          <w:rFonts w:ascii="Consolas" w:hAnsi="Consolas" w:eastAsia="Consolas" w:cs="Consolas"/>
+          <w:sz w:val="20"/>
+        </w:rPr>
+        <w:t xml:space="preserve">racdbXDB</w:t>
+      </w:r>
+      <w:r>
+        <w:rPr>
+          <w:rFonts w:ascii="맑은 고딕" w:hAnsi="맑은 고딕" w:eastAsia="맑은 고딕"/>
+          <w:sz w:val="21"/>
+        </w:rPr>
+        <w:t xml:space="preserve"> 는 XML DB 용이다. 쓰지 않으면 신경 쓰지 않아도 된다.</w:t>
+      </w:r>
+    </w:p>
+    <w:p>
+      <w:r>
+        <w:rPr>
+          <w:rFonts w:ascii="Consolas" w:hAnsi="Consolas" w:eastAsia="Consolas" w:cs="Consolas"/>
+          <w:sz w:val="20"/>
+        </w:rPr>
+        <w:t xml:space="preserve">racpdb1</w:t>
+      </w:r>
+      <w:r>
+        <w:rPr>
+          <w:rFonts w:ascii="맑은 고딕" w:hAnsi="맑은 고딕" w:eastAsia="맑은 고딕"/>
+          <w:sz w:val="21"/>
+        </w:rPr>
+        <w:t xml:space="preserve"> 은 PDB 서비스다. CON_ID 가 3 인 것이 그 근거이며 PDB 를 만들 때 자동으로 생긴다.</w:t>
       </w:r>
     </w:p>
     <w:tbl>
@@ -617,16 +687,44 @@
           <w:rFonts w:ascii="맑은 고딕" w:hAnsi="맑은 고딕" w:eastAsia="맑은 고딕"/>
           <w:sz w:val="21"/>
         </w:rPr>
-        <w:t>DBA_SERVICES 에는 넷뿐이다. `racpdb1` 이 없다.</w:t>
-      </w:r>
-    </w:p>
-    <w:p>
+        <w:t xml:space="preserve">DBA_SERVICES 에는 넷뿐이다. </w:t>
+      </w:r>
+      <w:r>
+        <w:rPr>
+          <w:rFonts w:ascii="Consolas" w:hAnsi="Consolas" w:eastAsia="Consolas" w:cs="Consolas"/>
+          <w:sz w:val="20"/>
+        </w:rPr>
+        <w:t xml:space="preserve">racpdb1</w:t>
+      </w:r>
       <w:r>
         <w:rPr>
           <w:rFonts w:ascii="맑은 고딕" w:hAnsi="맑은 고딕" w:eastAsia="맑은 고딕"/>
           <w:sz w:val="21"/>
         </w:rPr>
-        <w:t>이 뷰가 현재 컨테이너의 서비스만 보여 주기 때문이다. CDB$ROOT 에서 조회했으므로 CON_ID 3 의 PDB 서비스는 나오지 않는다. PDB 에 접속해 같은 뷰를 조회하면 `racpdb1` 이 나온다.</w:t>
+        <w:t xml:space="preserve"> 이 없다.</w:t>
+      </w:r>
+    </w:p>
+    <w:p>
+      <w:r>
+        <w:rPr>
+          <w:rFonts w:ascii="맑은 고딕" w:hAnsi="맑은 고딕" w:eastAsia="맑은 고딕"/>
+          <w:sz w:val="21"/>
+        </w:rPr>
+        <w:t xml:space="preserve">이 뷰가 현재 컨테이너의 서비스만 보여 주기 때문이다. CDB$ROOT 에서 조회했으므로 CON_ID 3 의 PDB 서비스는 나오지 않는다. PDB 에 접속해 같은 뷰를 조회하면 </w:t>
+      </w:r>
+      <w:r>
+        <w:rPr>
+          <w:rFonts w:ascii="Consolas" w:hAnsi="Consolas" w:eastAsia="Consolas" w:cs="Consolas"/>
+          <w:sz w:val="20"/>
+        </w:rPr>
+        <w:t xml:space="preserve">racpdb1</w:t>
+      </w:r>
+      <w:r>
+        <w:rPr>
+          <w:rFonts w:ascii="맑은 고딕" w:hAnsi="맑은 고딕" w:eastAsia="맑은 고딕"/>
+          <w:sz w:val="21"/>
+        </w:rPr>
+        <w:t xml:space="preserve"> 이 나온다.</w:t>
       </w:r>
     </w:p>
     <w:p>
@@ -949,16 +1047,51 @@
           <w:rFonts w:ascii="맑은 고딕" w:hAnsi="맑은 고딕" w:eastAsia="맑은 고딕"/>
           <w:sz w:val="21"/>
         </w:rPr>
-        <w:t>Endpoints 에 IP 가 둘이다. `172.16.225.101` 은 공용 IP 이고 `172.16.225.111` 은 rac1 의 VIP 다. 리스너 하나가 둘 다 듣는다.</w:t>
-      </w:r>
-    </w:p>
-    <w:p>
+        <w:t xml:space="preserve">Endpoints 에 IP 가 둘이다. </w:t>
+      </w:r>
+      <w:r>
+        <w:rPr>
+          <w:rFonts w:ascii="Consolas" w:hAnsi="Consolas" w:eastAsia="Consolas" w:cs="Consolas"/>
+          <w:sz w:val="20"/>
+        </w:rPr>
+        <w:t xml:space="preserve">172.16.225.101</w:t>
+      </w:r>
       <w:r>
         <w:rPr>
           <w:rFonts w:ascii="맑은 고딕" w:hAnsi="맑은 고딕" w:eastAsia="맑은 고딕"/>
           <w:sz w:val="21"/>
         </w:rPr>
-        <w:t>`+ASM` 으로 시작하는 서비스는 ASM 인스턴스의 것이다. 디스크그룹마다 하나씩 있다.</w:t>
+        <w:t xml:space="preserve"> 은 공용 IP 이고 </w:t>
+      </w:r>
+      <w:r>
+        <w:rPr>
+          <w:rFonts w:ascii="Consolas" w:hAnsi="Consolas" w:eastAsia="Consolas" w:cs="Consolas"/>
+          <w:sz w:val="20"/>
+        </w:rPr>
+        <w:t xml:space="preserve">172.16.225.111</w:t>
+      </w:r>
+      <w:r>
+        <w:rPr>
+          <w:rFonts w:ascii="맑은 고딕" w:hAnsi="맑은 고딕" w:eastAsia="맑은 고딕"/>
+          <w:sz w:val="21"/>
+        </w:rPr>
+        <w:t xml:space="preserve"> 은 rac1 의 VIP 다. 리스너 하나가 둘 다 듣는다.</w:t>
+      </w:r>
+    </w:p>
+    <w:p>
+      <w:r>
+        <w:rPr>
+          <w:rFonts w:ascii="Consolas" w:hAnsi="Consolas" w:eastAsia="Consolas" w:cs="Consolas"/>
+          <w:sz w:val="20"/>
+        </w:rPr>
+        <w:t xml:space="preserve">+ASM</w:t>
+      </w:r>
+      <w:r>
+        <w:rPr>
+          <w:rFonts w:ascii="맑은 고딕" w:hAnsi="맑은 고딕" w:eastAsia="맑은 고딕"/>
+          <w:sz w:val="21"/>
+        </w:rPr>
+        <w:t xml:space="preserve"> 으로 시작하는 서비스는 ASM 인스턴스의 것이다. 디스크그룹마다 하나씩 있다.</w:t>
       </w:r>
     </w:p>
     <w:p>
@@ -976,7 +1109,21 @@
           <w:rFonts w:ascii="맑은 고딕" w:hAnsi="맑은 고딕" w:eastAsia="맑은 고딕"/>
           <w:sz w:val="21"/>
         </w:rPr>
-        <w:t>그리고 각 서비스가 `has 1 instance(s)` 다. 이 리스너는 rac1 의 것이므로 racdb1 만 등록되어 있다.</w:t>
+        <w:t xml:space="preserve">그리고 각 서비스가 </w:t>
+      </w:r>
+      <w:r>
+        <w:rPr>
+          <w:rFonts w:ascii="Consolas" w:hAnsi="Consolas" w:eastAsia="Consolas" w:cs="Consolas"/>
+          <w:sz w:val="20"/>
+        </w:rPr>
+        <w:t xml:space="preserve">has 1 instance(s)</w:t>
+      </w:r>
+      <w:r>
+        <w:rPr>
+          <w:rFonts w:ascii="맑은 고딕" w:hAnsi="맑은 고딕" w:eastAsia="맑은 고딕"/>
+          <w:sz w:val="21"/>
+        </w:rPr>
+        <w:t xml:space="preserve"> 다. 이 리스너는 rac1 의 것이므로 racdb1 만 등록되어 있다.</w:t>
       </w:r>
     </w:p>
     <w:tbl>
@@ -1147,7 +1294,21 @@
           <w:rFonts w:ascii="맑은 고딕" w:hAnsi="맑은 고딕" w:eastAsia="맑은 고딕"/>
           <w:sz w:val="21"/>
         </w:rPr>
-        <w:t>SCAN 리스너는 다르다. 각 서비스가 `has 2 instance(s)` 이고 양 인스턴스가 모두 등록되어 있다.</w:t>
+        <w:t xml:space="preserve">SCAN 리스너는 다르다. 각 서비스가 </w:t>
+      </w:r>
+      <w:r>
+        <w:rPr>
+          <w:rFonts w:ascii="Consolas" w:hAnsi="Consolas" w:eastAsia="Consolas" w:cs="Consolas"/>
+          <w:sz w:val="20"/>
+        </w:rPr>
+        <w:t xml:space="preserve">has 2 instance(s)</w:t>
+      </w:r>
+      <w:r>
+        <w:rPr>
+          <w:rFonts w:ascii="맑은 고딕" w:hAnsi="맑은 고딕" w:eastAsia="맑은 고딕"/>
+          <w:sz w:val="21"/>
+        </w:rPr>
+        <w:t xml:space="preserve"> 이고 양 인스턴스가 모두 등록되어 있다.</w:t>
       </w:r>
     </w:p>
     <w:p>
@@ -1202,7 +1363,21 @@
                 <w:rFonts w:ascii="맑은 고딕" w:hAnsi="맑은 고딕" w:eastAsia="맑은 고딕"/>
                 <w:sz w:val="20"/>
               </w:rPr>
-              <w:t>이 랩의 로컬 리스너에는 `+ASM_CH9DG` 라는 서비스가 남아 있었다. 9장에서 만들었다 지운 디스크그룹의 것이다.</w:t>
+              <w:t xml:space="preserve">이 랩의 로컬 리스너에는 </w:t>
+            </w:r>
+            <w:r>
+              <w:rPr>
+                <w:rFonts w:ascii="Consolas" w:hAnsi="Consolas" w:eastAsia="Consolas" w:cs="Consolas"/>
+                <w:sz w:val="19"/>
+              </w:rPr>
+              <w:t xml:space="preserve">+ASM_CH9DG</w:t>
+            </w:r>
+            <w:r>
+              <w:rPr>
+                <w:rFonts w:ascii="맑은 고딕" w:hAnsi="맑은 고딕" w:eastAsia="맑은 고딕"/>
+                <w:sz w:val="20"/>
+              </w:rPr>
+              <w:t xml:space="preserve"> 라는 서비스가 남아 있었다. 9장에서 만들었다 지운 디스크그룹의 것이다.</w:t>
             </w:r>
           </w:p>
           <w:p>
@@ -1214,7 +1389,21 @@
                 <w:rFonts w:ascii="맑은 고딕" w:hAnsi="맑은 고딕" w:eastAsia="맑은 고딕"/>
                 <w:sz w:val="20"/>
               </w:rPr>
-              <w:t>디스크그룹은 이미 없다. `asmcmd lsdg` 에는 CRS·DATA·FRA 셋만 나온다.</w:t>
+              <w:t xml:space="preserve">디스크그룹은 이미 없다. </w:t>
+            </w:r>
+            <w:r>
+              <w:rPr>
+                <w:rFonts w:ascii="Consolas" w:hAnsi="Consolas" w:eastAsia="Consolas" w:cs="Consolas"/>
+                <w:sz w:val="19"/>
+              </w:rPr>
+              <w:t xml:space="preserve">asmcmd lsdg</w:t>
+            </w:r>
+            <w:r>
+              <w:rPr>
+                <w:rFonts w:ascii="맑은 고딕" w:hAnsi="맑은 고딕" w:eastAsia="맑은 고딕"/>
+                <w:sz w:val="20"/>
+              </w:rPr>
+              <w:t xml:space="preserve"> 에는 CRS·DATA·FRA 셋만 나온다.</w:t>
             </w:r>
           </w:p>
           <w:p>
@@ -1238,7 +1427,35 @@
                 <w:rFonts w:ascii="맑은 고딕" w:hAnsi="맑은 고딕" w:eastAsia="맑은 고딕"/>
                 <w:sz w:val="20"/>
               </w:rPr>
-              <w:t>14장에서 데이터베이스 자원의 `pullup` 절에 `ora.CH9DG.dg` 가 남아 있던 것과 같은 종류의 흔적이다. 실습이나 테스트로 만든 것을 지울 때 여러 곳에 자국이 남는다는 것을 보여 준다.</w:t>
+              <w:t xml:space="preserve">14장에서 데이터베이스 자원의 </w:t>
+            </w:r>
+            <w:r>
+              <w:rPr>
+                <w:rFonts w:ascii="Consolas" w:hAnsi="Consolas" w:eastAsia="Consolas" w:cs="Consolas"/>
+                <w:sz w:val="19"/>
+              </w:rPr>
+              <w:t xml:space="preserve">pullup</w:t>
+            </w:r>
+            <w:r>
+              <w:rPr>
+                <w:rFonts w:ascii="맑은 고딕" w:hAnsi="맑은 고딕" w:eastAsia="맑은 고딕"/>
+                <w:sz w:val="20"/>
+              </w:rPr>
+              <w:t xml:space="preserve"> 절에 </w:t>
+            </w:r>
+            <w:r>
+              <w:rPr>
+                <w:rFonts w:ascii="Consolas" w:hAnsi="Consolas" w:eastAsia="Consolas" w:cs="Consolas"/>
+                <w:sz w:val="19"/>
+              </w:rPr>
+              <w:t xml:space="preserve">ora.CH9DG.dg</w:t>
+            </w:r>
+            <w:r>
+              <w:rPr>
+                <w:rFonts w:ascii="맑은 고딕" w:hAnsi="맑은 고딕" w:eastAsia="맑은 고딕"/>
+                <w:sz w:val="20"/>
+              </w:rPr>
+              <w:t xml:space="preserve"> 가 남아 있던 것과 같은 종류의 흔적이다. 실습이나 테스트로 만든 것을 지울 때 여러 곳에 자국이 남는다는 것을 보여 준다.</w:t>
             </w:r>
           </w:p>
           <w:p>
@@ -1271,7 +1488,21 @@
           <w:rFonts w:ascii="맑은 고딕" w:hAnsi="맑은 고딕" w:eastAsia="맑은 고딕"/>
           <w:sz w:val="21"/>
         </w:rPr>
-        <w:t>서비스 없이도 접속은 된다. 기본 서비스 `racdb` 로 붙으면 SCAN 이 알아서 인스턴스를 골라 준다. 그런데 그것으로 부족한 경우가 있다.</w:t>
+        <w:t xml:space="preserve">서비스 없이도 접속은 된다. 기본 서비스 </w:t>
+      </w:r>
+      <w:r>
+        <w:rPr>
+          <w:rFonts w:ascii="Consolas" w:hAnsi="Consolas" w:eastAsia="Consolas" w:cs="Consolas"/>
+          <w:sz w:val="20"/>
+        </w:rPr>
+        <w:t xml:space="preserve">racdb</w:t>
+      </w:r>
+      <w:r>
+        <w:rPr>
+          <w:rFonts w:ascii="맑은 고딕" w:hAnsi="맑은 고딕" w:eastAsia="맑은 고딕"/>
+          <w:sz w:val="21"/>
+        </w:rPr>
+        <w:t xml:space="preserve"> 로 붙으면 SCAN 이 알아서 인스턴스를 골라 준다. 그런데 그것으로 부족한 경우가 있다.</w:t>
       </w:r>
     </w:p>
     <w:p>
@@ -1289,7 +1520,21 @@
           <w:rFonts w:ascii="맑은 고딕" w:hAnsi="맑은 고딕" w:eastAsia="맑은 고딕"/>
           <w:sz w:val="21"/>
         </w:rPr>
-        <w:t>둘째, 접속의 성격을 이름으로 구분하고 싶을 때다. `GV$SESSION` 의 SERVICE_NAME 열로 어느 서비스의 세션인지 알 수 있으므로 세션 추적과 자원 관리가 쉬워진다.</w:t>
+        <w:t xml:space="preserve">둘째, 접속의 성격을 이름으로 구분하고 싶을 때다. </w:t>
+      </w:r>
+      <w:r>
+        <w:rPr>
+          <w:rFonts w:ascii="Consolas" w:hAnsi="Consolas" w:eastAsia="Consolas" w:cs="Consolas"/>
+          <w:sz w:val="20"/>
+        </w:rPr>
+        <w:t xml:space="preserve">GV$SESSION</w:t>
+      </w:r>
+      <w:r>
+        <w:rPr>
+          <w:rFonts w:ascii="맑은 고딕" w:hAnsi="맑은 고딕" w:eastAsia="맑은 고딕"/>
+          <w:sz w:val="21"/>
+        </w:rPr>
+        <w:t xml:space="preserve"> 의 SERVICE_NAME 열로 어느 서비스의 세션인지 알 수 있으므로 세션 추적과 자원 관리가 쉬워진다.</w:t>
       </w:r>
     </w:p>
     <w:p>
@@ -1469,16 +1714,58 @@
           <w:rFonts w:ascii="맑은 고딕" w:hAnsi="맑은 고딕" w:eastAsia="맑은 고딕"/>
           <w:sz w:val="21"/>
         </w:rPr>
-        <w:t>6.3 초 걸렸다. 성공하면 아무것도 출력하지 않는다. 14장의 `crsctl add resource` 와 같은 관례다.</w:t>
-      </w:r>
-    </w:p>
-    <w:p>
+        <w:t xml:space="preserve">6.3 초 걸렸다. 성공하면 아무것도 출력하지 않는다. 14장의 </w:t>
+      </w:r>
+      <w:r>
+        <w:rPr>
+          <w:rFonts w:ascii="Consolas" w:hAnsi="Consolas" w:eastAsia="Consolas" w:cs="Consolas"/>
+          <w:sz w:val="20"/>
+        </w:rPr>
+        <w:t xml:space="preserve">crsctl add resource</w:t>
+      </w:r>
       <w:r>
         <w:rPr>
           <w:rFonts w:ascii="맑은 고딕" w:hAnsi="맑은 고딕" w:eastAsia="맑은 고딕"/>
           <w:sz w:val="21"/>
         </w:rPr>
-        <w:t>두 서비스가 서로 반대로 배치되어 있다. `ch15_oltp` 는 평소 racdb1 에서, `ch15_batch` 는 평소 racdb2 에서 돈다. 그리고 서로를 가용 인스턴스로 갖는다.</w:t>
+        <w:t xml:space="preserve"> 와 같은 관례다.</w:t>
+      </w:r>
+    </w:p>
+    <w:p>
+      <w:r>
+        <w:rPr>
+          <w:rFonts w:ascii="맑은 고딕" w:hAnsi="맑은 고딕" w:eastAsia="맑은 고딕"/>
+          <w:sz w:val="21"/>
+        </w:rPr>
+        <w:t xml:space="preserve">두 서비스가 서로 반대로 배치되어 있다. </w:t>
+      </w:r>
+      <w:r>
+        <w:rPr>
+          <w:rFonts w:ascii="Consolas" w:hAnsi="Consolas" w:eastAsia="Consolas" w:cs="Consolas"/>
+          <w:sz w:val="20"/>
+        </w:rPr>
+        <w:t xml:space="preserve">ch15_oltp</w:t>
+      </w:r>
+      <w:r>
+        <w:rPr>
+          <w:rFonts w:ascii="맑은 고딕" w:hAnsi="맑은 고딕" w:eastAsia="맑은 고딕"/>
+          <w:sz w:val="21"/>
+        </w:rPr>
+        <w:t xml:space="preserve"> 는 평소 racdb1 에서, </w:t>
+      </w:r>
+      <w:r>
+        <w:rPr>
+          <w:rFonts w:ascii="Consolas" w:hAnsi="Consolas" w:eastAsia="Consolas" w:cs="Consolas"/>
+          <w:sz w:val="20"/>
+        </w:rPr>
+        <w:t xml:space="preserve">ch15_batch</w:t>
+      </w:r>
+      <w:r>
+        <w:rPr>
+          <w:rFonts w:ascii="맑은 고딕" w:hAnsi="맑은 고딕" w:eastAsia="맑은 고딕"/>
+          <w:sz w:val="21"/>
+        </w:rPr>
+        <w:t xml:space="preserve"> 는 평소 racdb2 에서 돈다. 그리고 서로를 가용 인스턴스로 갖는다.</w:t>
       </w:r>
     </w:p>
     <w:p>
@@ -1589,7 +1876,21 @@
           <w:rFonts w:ascii="맑은 고딕" w:hAnsi="맑은 고딕" w:eastAsia="맑은 고딕"/>
           <w:sz w:val="21"/>
         </w:rPr>
-        <w:t>이름이 `ora.&lt;DB이름&gt;.&lt;서비스이름&gt;.svc` 형식이다. 14장에서 다룬 자원 모델 그대로이며 TARGET·STATE 도 같은 방식으로 읽는다.</w:t>
+        <w:t xml:space="preserve">이름이 </w:t>
+      </w:r>
+      <w:r>
+        <w:rPr>
+          <w:rFonts w:ascii="Consolas" w:hAnsi="Consolas" w:eastAsia="Consolas" w:cs="Consolas"/>
+          <w:sz w:val="20"/>
+        </w:rPr>
+        <w:t xml:space="preserve">ora.&lt;DB이름&gt;.&lt;서비스이름&gt;.svc</w:t>
+      </w:r>
+      <w:r>
+        <w:rPr>
+          <w:rFonts w:ascii="맑은 고딕" w:hAnsi="맑은 고딕" w:eastAsia="맑은 고딕"/>
+          <w:sz w:val="21"/>
+        </w:rPr>
+        <w:t xml:space="preserve"> 형식이다. 14장에서 다룬 자원 모델 그대로이며 TARGET·STATE 도 같은 방식으로 읽는다.</w:t>
       </w:r>
     </w:p>
     <w:p>
@@ -2167,55 +2468,111 @@
     <w:p>
       <w:r>
         <w:rPr>
-          <w:rFonts w:ascii="맑은 고딕" w:hAnsi="맑은 고딕" w:eastAsia="맑은 고딕"/>
-          <w:sz w:val="21"/>
+          <w:rFonts w:ascii="Consolas" w:hAnsi="Consolas" w:eastAsia="Consolas" w:cs="Consolas"/>
+          <w:sz w:val="20"/>
         </w:rPr>
-        <w:t>`Cardinality: 1` 은 한 번에 한 인스턴스에서만 돈다는 뜻이다. 선호 인스턴스를 둘로 지정하면 이 값이 2 가 되고 양쪽에서 동시에 돈다.</w:t>
-      </w:r>
-    </w:p>
-    <w:p>
+        <w:t xml:space="preserve">Cardinality: 1</w:t>
+      </w:r>
       <w:r>
         <w:rPr>
           <w:rFonts w:ascii="맑은 고딕" w:hAnsi="맑은 고딕" w:eastAsia="맑은 고딕"/>
           <w:sz w:val="21"/>
         </w:rPr>
-        <w:t>`Service role: PRIMARY` 는 Data Guard 와 관련이 있다. 이 데이터베이스가 프라이머리일 때만 이 서비스가 돈다는 뜻이다. 스탠바이에서 읽기 전용 서비스를 따로 두고 싶으면 PHYSICAL_STANDBY 로 만든다.</w:t>
+        <w:t xml:space="preserve"> 은 한 번에 한 인스턴스에서만 돈다는 뜻이다. 선호 인스턴스를 둘로 지정하면 이 값이 2 가 되고 양쪽에서 동시에 돈다.</w:t>
       </w:r>
     </w:p>
     <w:p>
+      <w:r>
+        <w:rPr>
+          <w:rFonts w:ascii="Consolas" w:hAnsi="Consolas" w:eastAsia="Consolas" w:cs="Consolas"/>
+          <w:sz w:val="20"/>
+        </w:rPr>
+        <w:t xml:space="preserve">Service role: PRIMARY</w:t>
+      </w:r>
       <w:r>
         <w:rPr>
           <w:rFonts w:ascii="맑은 고딕" w:hAnsi="맑은 고딕" w:eastAsia="맑은 고딕"/>
           <w:sz w:val="21"/>
         </w:rPr>
-        <w:t>`Management policy: AUTOMATIC` 은 데이터베이스가 뜰 때 이 서비스도 함께 뜬다는 뜻이다. MANUAL 로 두면 관리자가 직접 올려야 한다.</w:t>
+        <w:t xml:space="preserve"> 는 Data Guard 와 관련이 있다. 이 데이터베이스가 프라이머리일 때만 이 서비스가 돈다는 뜻이다. 스탠바이에서 읽기 전용 서비스를 따로 두고 싶으면 PHYSICAL_STANDBY 로 만든다.</w:t>
       </w:r>
     </w:p>
     <w:p>
+      <w:r>
+        <w:rPr>
+          <w:rFonts w:ascii="Consolas" w:hAnsi="Consolas" w:eastAsia="Consolas" w:cs="Consolas"/>
+          <w:sz w:val="20"/>
+        </w:rPr>
+        <w:t xml:space="preserve">Management policy: AUTOMATIC</w:t>
+      </w:r>
       <w:r>
         <w:rPr>
           <w:rFonts w:ascii="맑은 고딕" w:hAnsi="맑은 고딕" w:eastAsia="맑은 고딕"/>
           <w:sz w:val="21"/>
         </w:rPr>
-        <w:t>`Connection Load Balancing Goal: LONG` 은 접속을 나눌 때 무엇을 기준으로 할지 정한다. LONG 은 오래 유지되는 접속에 맞춰 세션 수를 기준으로 나누고, SHORT 는 짧은 접속에 맞춰 응답 시간을 기준으로 나눈다.</w:t>
+        <w:t xml:space="preserve"> 은 데이터베이스가 뜰 때 이 서비스도 함께 뜬다는 뜻이다. MANUAL 로 두면 관리자가 직접 올려야 한다.</w:t>
       </w:r>
     </w:p>
     <w:p>
+      <w:r>
+        <w:rPr>
+          <w:rFonts w:ascii="Consolas" w:hAnsi="Consolas" w:eastAsia="Consolas" w:cs="Consolas"/>
+          <w:sz w:val="20"/>
+        </w:rPr>
+        <w:t xml:space="preserve">Connection Load Balancing Goal: LONG</w:t>
+      </w:r>
       <w:r>
         <w:rPr>
           <w:rFonts w:ascii="맑은 고딕" w:hAnsi="맑은 고딕" w:eastAsia="맑은 고딕"/>
           <w:sz w:val="21"/>
         </w:rPr>
-        <w:t>`Retention: 86400` 은 서비스 통계를 하루 동안 보관한다는 뜻이다.</w:t>
+        <w:t xml:space="preserve"> 은 접속을 나눌 때 무엇을 기준으로 할지 정한다. LONG 은 오래 유지되는 접속에 맞춰 세션 수를 기준으로 나누고, SHORT 는 짧은 접속에 맞춰 응답 시간을 기준으로 나눈다.</w:t>
       </w:r>
     </w:p>
     <w:p>
+      <w:r>
+        <w:rPr>
+          <w:rFonts w:ascii="Consolas" w:hAnsi="Consolas" w:eastAsia="Consolas" w:cs="Consolas"/>
+          <w:sz w:val="20"/>
+        </w:rPr>
+        <w:t xml:space="preserve">Retention: 86400</w:t>
+      </w:r>
       <w:r>
         <w:rPr>
           <w:rFonts w:ascii="맑은 고딕" w:hAnsi="맑은 고딕" w:eastAsia="맑은 고딕"/>
           <w:sz w:val="21"/>
         </w:rPr>
-        <w:t>`Failover` 계열과 `TAF policy` 는 클라이언트 쪽 장애 조치 설정이다. 이 장에서는 다루지 않고 16장에서 Application Continuity 와 함께 본다.</w:t>
+        <w:t xml:space="preserve"> 은 서비스 통계를 하루 동안 보관한다는 뜻이다.</w:t>
+      </w:r>
+    </w:p>
+    <w:p>
+      <w:r>
+        <w:rPr>
+          <w:rFonts w:ascii="Consolas" w:hAnsi="Consolas" w:eastAsia="Consolas" w:cs="Consolas"/>
+          <w:sz w:val="20"/>
+        </w:rPr>
+        <w:t xml:space="preserve">Failover</w:t>
+      </w:r>
+      <w:r>
+        <w:rPr>
+          <w:rFonts w:ascii="맑은 고딕" w:hAnsi="맑은 고딕" w:eastAsia="맑은 고딕"/>
+          <w:sz w:val="21"/>
+        </w:rPr>
+        <w:t xml:space="preserve"> 계열과 </w:t>
+      </w:r>
+      <w:r>
+        <w:rPr>
+          <w:rFonts w:ascii="Consolas" w:hAnsi="Consolas" w:eastAsia="Consolas" w:cs="Consolas"/>
+          <w:sz w:val="20"/>
+        </w:rPr>
+        <w:t xml:space="preserve">TAF policy</w:t>
+      </w:r>
+      <w:r>
+        <w:rPr>
+          <w:rFonts w:ascii="맑은 고딕" w:hAnsi="맑은 고딕" w:eastAsia="맑은 고딕"/>
+          <w:sz w:val="21"/>
+        </w:rPr>
+        <w:t xml:space="preserve"> 는 클라이언트 쪽 장애 조치 설정이다. 이 장에서는 다루지 않고 16장에서 Application Continuity 와 함께 본다.</w:t>
       </w:r>
     </w:p>
     <w:tbl>
@@ -2252,7 +2609,21 @@
                 <w:rFonts w:ascii="맑은 고딕" w:hAnsi="맑은 고딕" w:eastAsia="맑은 고딕"/>
                 <w:sz w:val="20"/>
               </w:rPr>
-              <w:t>CDB 환경에서 서비스를 PDB 에 붙이려면 `-pdb` 옵션을 준다. 그러면 이 항목에 PDB 이름이 들어가고 그 서비스로 접속하면 곧바로 그 PDB 안이다.</w:t>
+              <w:t xml:space="preserve">CDB 환경에서 서비스를 PDB 에 붙이려면 </w:t>
+            </w:r>
+            <w:r>
+              <w:rPr>
+                <w:rFonts w:ascii="Consolas" w:hAnsi="Consolas" w:eastAsia="Consolas" w:cs="Consolas"/>
+                <w:sz w:val="19"/>
+              </w:rPr>
+              <w:t xml:space="preserve">-pdb</w:t>
+            </w:r>
+            <w:r>
+              <w:rPr>
+                <w:rFonts w:ascii="맑은 고딕" w:hAnsi="맑은 고딕" w:eastAsia="맑은 고딕"/>
+                <w:sz w:val="20"/>
+              </w:rPr>
+              <w:t xml:space="preserve"> 옵션을 준다. 그러면 이 항목에 PDB 이름이 들어가고 그 서비스로 접속하면 곧바로 그 PDB 안이다.</w:t>
             </w:r>
           </w:p>
           <w:p>
@@ -2423,7 +2794,35 @@
           <w:rFonts w:ascii="맑은 고딕" w:hAnsi="맑은 고딕" w:eastAsia="맑은 고딕"/>
           <w:sz w:val="21"/>
         </w:rPr>
-        <w:t>출력이 정확히 의도한 대로다. `ch15_oltp` 는 racdb1 에서, `ch15_batch` 는 racdb2 에서 돈다. 선호 인스턴스에 배치되었다.</w:t>
+        <w:t xml:space="preserve">출력이 정확히 의도한 대로다. </w:t>
+      </w:r>
+      <w:r>
+        <w:rPr>
+          <w:rFonts w:ascii="Consolas" w:hAnsi="Consolas" w:eastAsia="Consolas" w:cs="Consolas"/>
+          <w:sz w:val="20"/>
+        </w:rPr>
+        <w:t xml:space="preserve">ch15_oltp</w:t>
+      </w:r>
+      <w:r>
+        <w:rPr>
+          <w:rFonts w:ascii="맑은 고딕" w:hAnsi="맑은 고딕" w:eastAsia="맑은 고딕"/>
+          <w:sz w:val="21"/>
+        </w:rPr>
+        <w:t xml:space="preserve"> 는 racdb1 에서, </w:t>
+      </w:r>
+      <w:r>
+        <w:rPr>
+          <w:rFonts w:ascii="Consolas" w:hAnsi="Consolas" w:eastAsia="Consolas" w:cs="Consolas"/>
+          <w:sz w:val="20"/>
+        </w:rPr>
+        <w:t xml:space="preserve">ch15_batch</w:t>
+      </w:r>
+      <w:r>
+        <w:rPr>
+          <w:rFonts w:ascii="맑은 고딕" w:hAnsi="맑은 고딕" w:eastAsia="맑은 고딕"/>
+          <w:sz w:val="21"/>
+        </w:rPr>
+        <w:t xml:space="preserve"> 는 racdb2 에서 돈다. 선호 인스턴스에 배치되었다.</w:t>
       </w:r>
     </w:p>
     <w:tbl>
@@ -2487,10 +2886,17 @@
     <w:p>
       <w:r>
         <w:rPr>
+          <w:rFonts w:ascii="Consolas" w:hAnsi="Consolas" w:eastAsia="Consolas" w:cs="Consolas"/>
+          <w:sz w:val="20"/>
+        </w:rPr>
+        <w:t xml:space="preserve">-v</w:t>
+      </w:r>
+      <w:r>
+        <w:rPr>
           <w:rFonts w:ascii="맑은 고딕" w:hAnsi="맑은 고딕" w:eastAsia="맑은 고딕"/>
           <w:sz w:val="21"/>
         </w:rPr>
-        <w:t>`-v` 를 붙이면 데이터베이스 상태에도 서비스가 함께 나온다. 서비스가 없었을 때는 이 문구가 없었다.</w:t>
+        <w:t xml:space="preserve"> 를 붙이면 데이터베이스 상태에도 서비스가 함께 나온다. 서비스가 없었을 때는 이 문구가 없었다.</w:t>
       </w:r>
     </w:p>
     <w:p>
@@ -2652,7 +3058,21 @@
           <w:rFonts w:ascii="맑은 고딕" w:hAnsi="맑은 고딕" w:eastAsia="맑은 고딕"/>
           <w:sz w:val="21"/>
         </w:rPr>
-        <w:t>데이터베이스 쪽에서도 같은 배치가 보인다. `srvctl status` 는 CRS 가 아는 것이고 이쪽은 인스턴스가 아는 것이다. 둘이 일치해야 정상이다.</w:t>
+        <w:t xml:space="preserve">데이터베이스 쪽에서도 같은 배치가 보인다. </w:t>
+      </w:r>
+      <w:r>
+        <w:rPr>
+          <w:rFonts w:ascii="Consolas" w:hAnsi="Consolas" w:eastAsia="Consolas" w:cs="Consolas"/>
+          <w:sz w:val="20"/>
+        </w:rPr>
+        <w:t xml:space="preserve">srvctl status</w:t>
+      </w:r>
+      <w:r>
+        <w:rPr>
+          <w:rFonts w:ascii="맑은 고딕" w:hAnsi="맑은 고딕" w:eastAsia="맑은 고딕"/>
+          <w:sz w:val="21"/>
+        </w:rPr>
+        <w:t xml:space="preserve"> 는 CRS 가 아는 것이고 이쪽은 인스턴스가 아는 것이다. 둘이 일치해야 정상이다.</w:t>
       </w:r>
     </w:p>
     <w:p>
@@ -2806,25 +3226,109 @@
           <w:rFonts w:ascii="맑은 고딕" w:hAnsi="맑은 고딕" w:eastAsia="맑은 고딕"/>
           <w:sz w:val="21"/>
         </w:rPr>
-        <w:t>리스너 쪽이 결정적이다. rac1 의 로컬 리스너에는 `ch15_oltp` 만 있고 `ch15_batch` 는 없다. 그 서비스가 rac1 에서 돌지 않기 때문이다.</w:t>
-      </w:r>
-    </w:p>
-    <w:p>
+        <w:t xml:space="preserve">리스너 쪽이 결정적이다. rac1 의 로컬 리스너에는 </w:t>
+      </w:r>
+      <w:r>
+        <w:rPr>
+          <w:rFonts w:ascii="Consolas" w:hAnsi="Consolas" w:eastAsia="Consolas" w:cs="Consolas"/>
+          <w:sz w:val="20"/>
+        </w:rPr>
+        <w:t xml:space="preserve">ch15_oltp</w:t>
+      </w:r>
       <w:r>
         <w:rPr>
           <w:rFonts w:ascii="맑은 고딕" w:hAnsi="맑은 고딕" w:eastAsia="맑은 고딕"/>
           <w:sz w:val="21"/>
         </w:rPr>
-        <w:t>SCAN 리스너에는 둘 다 있지만 각각 `has 1 instance(s)` 다. 기본 서비스 `racdb` 가 `has 2 instance(s)` 인 것과 다르다.</w:t>
-      </w:r>
-    </w:p>
-    <w:p>
+        <w:t xml:space="preserve"> 만 있고 </w:t>
+      </w:r>
+      <w:r>
+        <w:rPr>
+          <w:rFonts w:ascii="Consolas" w:hAnsi="Consolas" w:eastAsia="Consolas" w:cs="Consolas"/>
+          <w:sz w:val="20"/>
+        </w:rPr>
+        <w:t xml:space="preserve">ch15_batch</w:t>
+      </w:r>
       <w:r>
         <w:rPr>
           <w:rFonts w:ascii="맑은 고딕" w:hAnsi="맑은 고딕" w:eastAsia="맑은 고딕"/>
           <w:sz w:val="21"/>
         </w:rPr>
-        <w:t>그러므로 SCAN 이 `ch15_oltp` 접속을 받으면 racdb1 로만 넘길 수 있다. 선택의 여지가 없다.</w:t>
+        <w:t xml:space="preserve"> 는 없다. 그 서비스가 rac1 에서 돌지 않기 때문이다.</w:t>
+      </w:r>
+    </w:p>
+    <w:p>
+      <w:r>
+        <w:rPr>
+          <w:rFonts w:ascii="맑은 고딕" w:hAnsi="맑은 고딕" w:eastAsia="맑은 고딕"/>
+          <w:sz w:val="21"/>
+        </w:rPr>
+        <w:t xml:space="preserve">SCAN 리스너에는 둘 다 있지만 각각 </w:t>
+      </w:r>
+      <w:r>
+        <w:rPr>
+          <w:rFonts w:ascii="Consolas" w:hAnsi="Consolas" w:eastAsia="Consolas" w:cs="Consolas"/>
+          <w:sz w:val="20"/>
+        </w:rPr>
+        <w:t xml:space="preserve">has 1 instance(s)</w:t>
+      </w:r>
+      <w:r>
+        <w:rPr>
+          <w:rFonts w:ascii="맑은 고딕" w:hAnsi="맑은 고딕" w:eastAsia="맑은 고딕"/>
+          <w:sz w:val="21"/>
+        </w:rPr>
+        <w:t xml:space="preserve"> 다. 기본 서비스 </w:t>
+      </w:r>
+      <w:r>
+        <w:rPr>
+          <w:rFonts w:ascii="Consolas" w:hAnsi="Consolas" w:eastAsia="Consolas" w:cs="Consolas"/>
+          <w:sz w:val="20"/>
+        </w:rPr>
+        <w:t xml:space="preserve">racdb</w:t>
+      </w:r>
+      <w:r>
+        <w:rPr>
+          <w:rFonts w:ascii="맑은 고딕" w:hAnsi="맑은 고딕" w:eastAsia="맑은 고딕"/>
+          <w:sz w:val="21"/>
+        </w:rPr>
+        <w:t xml:space="preserve"> 가 </w:t>
+      </w:r>
+      <w:r>
+        <w:rPr>
+          <w:rFonts w:ascii="Consolas" w:hAnsi="Consolas" w:eastAsia="Consolas" w:cs="Consolas"/>
+          <w:sz w:val="20"/>
+        </w:rPr>
+        <w:t xml:space="preserve">has 2 instance(s)</w:t>
+      </w:r>
+      <w:r>
+        <w:rPr>
+          <w:rFonts w:ascii="맑은 고딕" w:hAnsi="맑은 고딕" w:eastAsia="맑은 고딕"/>
+          <w:sz w:val="21"/>
+        </w:rPr>
+        <w:t xml:space="preserve"> 인 것과 다르다.</w:t>
+      </w:r>
+    </w:p>
+    <w:p>
+      <w:r>
+        <w:rPr>
+          <w:rFonts w:ascii="맑은 고딕" w:hAnsi="맑은 고딕" w:eastAsia="맑은 고딕"/>
+          <w:sz w:val="21"/>
+        </w:rPr>
+        <w:t xml:space="preserve">그러므로 SCAN 이 </w:t>
+      </w:r>
+      <w:r>
+        <w:rPr>
+          <w:rFonts w:ascii="Consolas" w:hAnsi="Consolas" w:eastAsia="Consolas" w:cs="Consolas"/>
+          <w:sz w:val="20"/>
+        </w:rPr>
+        <w:t xml:space="preserve">ch15_oltp</w:t>
+      </w:r>
+      <w:r>
+        <w:rPr>
+          <w:rFonts w:ascii="맑은 고딕" w:hAnsi="맑은 고딕" w:eastAsia="맑은 고딕"/>
+          <w:sz w:val="21"/>
+        </w:rPr>
+        <w:t xml:space="preserve"> 접속을 받으면 racdb1 로만 넘길 수 있다. 선택의 여지가 없다.</w:t>
       </w:r>
     </w:p>
     <w:p>
@@ -3021,7 +3525,35 @@
           <w:rFonts w:ascii="맑은 고딕" w:hAnsi="맑은 고딕" w:eastAsia="맑은 고딕"/>
           <w:sz w:val="21"/>
         </w:rPr>
-        <w:t>이것이 서비스의 힘이다. 클라이언트는 SCAN 주소 하나만 알면 되고 어느 인스턴스에 붙을지는 서비스 이름이 정한다. 애플리케이션의 접속 문자열에서 `ch15_oltp` 를 `ch15_batch` 로 바꾸는 것만으로 접속이 다른 노드로 간다.</w:t>
+        <w:t xml:space="preserve">이것이 서비스의 힘이다. 클라이언트는 SCAN 주소 하나만 알면 되고 어느 인스턴스에 붙을지는 서비스 이름이 정한다. 애플리케이션의 접속 문자열에서 </w:t>
+      </w:r>
+      <w:r>
+        <w:rPr>
+          <w:rFonts w:ascii="Consolas" w:hAnsi="Consolas" w:eastAsia="Consolas" w:cs="Consolas"/>
+          <w:sz w:val="20"/>
+        </w:rPr>
+        <w:t xml:space="preserve">ch15_oltp</w:t>
+      </w:r>
+      <w:r>
+        <w:rPr>
+          <w:rFonts w:ascii="맑은 고딕" w:hAnsi="맑은 고딕" w:eastAsia="맑은 고딕"/>
+          <w:sz w:val="21"/>
+        </w:rPr>
+        <w:t xml:space="preserve"> 를 </w:t>
+      </w:r>
+      <w:r>
+        <w:rPr>
+          <w:rFonts w:ascii="Consolas" w:hAnsi="Consolas" w:eastAsia="Consolas" w:cs="Consolas"/>
+          <w:sz w:val="20"/>
+        </w:rPr>
+        <w:t xml:space="preserve">ch15_batch</w:t>
+      </w:r>
+      <w:r>
+        <w:rPr>
+          <w:rFonts w:ascii="맑은 고딕" w:hAnsi="맑은 고딕" w:eastAsia="맑은 고딕"/>
+          <w:sz w:val="21"/>
+        </w:rPr>
+        <w:t xml:space="preserve"> 로 바꾸는 것만으로 접속이 다른 노드로 간다.</w:t>
       </w:r>
     </w:p>
     <w:tbl>
@@ -3058,7 +3590,35 @@
                 <w:rFonts w:ascii="맑은 고딕" w:hAnsi="맑은 고딕" w:eastAsia="맑은 고딕"/>
                 <w:sz w:val="20"/>
               </w:rPr>
-              <w:t>위 명령에서 접속 주소가 `rac-scan:1521` 이다. 로컬 리스너 주소인 `rac1:1521` 이나 VIP 를 쓰면 안 된다.</w:t>
+              <w:t xml:space="preserve">위 명령에서 접속 주소가 </w:t>
+            </w:r>
+            <w:r>
+              <w:rPr>
+                <w:rFonts w:ascii="Consolas" w:hAnsi="Consolas" w:eastAsia="Consolas" w:cs="Consolas"/>
+                <w:sz w:val="19"/>
+              </w:rPr>
+              <w:t xml:space="preserve">rac-scan:1521</w:t>
+            </w:r>
+            <w:r>
+              <w:rPr>
+                <w:rFonts w:ascii="맑은 고딕" w:hAnsi="맑은 고딕" w:eastAsia="맑은 고딕"/>
+                <w:sz w:val="20"/>
+              </w:rPr>
+              <w:t xml:space="preserve"> 이다. 로컬 리스너 주소인 </w:t>
+            </w:r>
+            <w:r>
+              <w:rPr>
+                <w:rFonts w:ascii="Consolas" w:hAnsi="Consolas" w:eastAsia="Consolas" w:cs="Consolas"/>
+                <w:sz w:val="19"/>
+              </w:rPr>
+              <w:t xml:space="preserve">rac1:1521</w:t>
+            </w:r>
+            <w:r>
+              <w:rPr>
+                <w:rFonts w:ascii="맑은 고딕" w:hAnsi="맑은 고딕" w:eastAsia="맑은 고딕"/>
+                <w:sz w:val="20"/>
+              </w:rPr>
+              <w:t xml:space="preserve"> 이나 VIP 를 쓰면 안 된다.</w:t>
             </w:r>
           </w:p>
           <w:p>
@@ -3094,7 +3654,21 @@
                 <w:rFonts w:ascii="맑은 고딕" w:hAnsi="맑은 고딕" w:eastAsia="맑은 고딕"/>
                 <w:sz w:val="20"/>
               </w:rPr>
-              <w:t>실무의 접속 문자열도 SCAN 을 쓴다. `rac-scan:1521/&lt;서비스이름&gt;` 형식이며 노드가 늘거나 줄어도 클라이언트를 바꿀 필요가 없다.</w:t>
+              <w:t xml:space="preserve">실무의 접속 문자열도 SCAN 을 쓴다. </w:t>
+            </w:r>
+            <w:r>
+              <w:rPr>
+                <w:rFonts w:ascii="Consolas" w:hAnsi="Consolas" w:eastAsia="Consolas" w:cs="Consolas"/>
+                <w:sz w:val="19"/>
+              </w:rPr>
+              <w:t xml:space="preserve">rac-scan:1521/&lt;서비스이름&gt;</w:t>
+            </w:r>
+            <w:r>
+              <w:rPr>
+                <w:rFonts w:ascii="맑은 고딕" w:hAnsi="맑은 고딕" w:eastAsia="맑은 고딕"/>
+                <w:sz w:val="20"/>
+              </w:rPr>
+              <w:t xml:space="preserve"> 형식이며 노드가 늘거나 줄어도 클라이언트를 바꿀 필요가 없다.</w:t>
             </w:r>
           </w:p>
           <w:p>
@@ -3264,10 +3838,31 @@
     <w:p>
       <w:r>
         <w:rPr>
+          <w:rFonts w:ascii="Consolas" w:hAnsi="Consolas" w:eastAsia="Consolas" w:cs="Consolas"/>
+          <w:sz w:val="20"/>
+        </w:rPr>
+        <w:t xml:space="preserve">-oldinst</w:t>
+      </w:r>
+      <w:r>
+        <w:rPr>
           <w:rFonts w:ascii="맑은 고딕" w:hAnsi="맑은 고딕" w:eastAsia="맑은 고딕"/>
           <w:sz w:val="21"/>
         </w:rPr>
-        <w:t>`-oldinst` 와 `-newinst` 를 모두 지정한다. 지금 어디에 있는지를 명시하게 하는 것은 안전장치다. 여러 인스턴스에서 도는 서비스라면 어느 것을 옮길지 특정해야 한다.</w:t>
+        <w:t xml:space="preserve"> 와 </w:t>
+      </w:r>
+      <w:r>
+        <w:rPr>
+          <w:rFonts w:ascii="Consolas" w:hAnsi="Consolas" w:eastAsia="Consolas" w:cs="Consolas"/>
+          <w:sz w:val="20"/>
+        </w:rPr>
+        <w:t xml:space="preserve">-newinst</w:t>
+      </w:r>
+      <w:r>
+        <w:rPr>
+          <w:rFonts w:ascii="맑은 고딕" w:hAnsi="맑은 고딕" w:eastAsia="맑은 고딕"/>
+          <w:sz w:val="21"/>
+        </w:rPr>
+        <w:t xml:space="preserve"> 를 모두 지정한다. 지금 어디에 있는지를 명시하게 하는 것은 안전장치다. 여러 인스턴스에서 도는 서비스라면 어느 것을 옮길지 특정해야 한다.</w:t>
       </w:r>
     </w:p>
     <w:p>
@@ -3365,7 +3960,21 @@
           <w:rFonts w:ascii="맑은 고딕" w:hAnsi="맑은 고딕" w:eastAsia="맑은 고딕"/>
           <w:sz w:val="21"/>
         </w:rPr>
-        <w:t>측정했다. `ch15_oltp` 에 접속해 45 초 동안 대기하는 세션을 띄우고, 12 초 뒤에 서비스를 옮겼다.</w:t>
+        <w:t xml:space="preserve">측정했다. </w:t>
+      </w:r>
+      <w:r>
+        <w:rPr>
+          <w:rFonts w:ascii="Consolas" w:hAnsi="Consolas" w:eastAsia="Consolas" w:cs="Consolas"/>
+          <w:sz w:val="20"/>
+        </w:rPr>
+        <w:t xml:space="preserve">ch15_oltp</w:t>
+      </w:r>
+      <w:r>
+        <w:rPr>
+          <w:rFonts w:ascii="맑은 고딕" w:hAnsi="맑은 고딕" w:eastAsia="맑은 고딕"/>
+          <w:sz w:val="21"/>
+        </w:rPr>
+        <w:t xml:space="preserve"> 에 접속해 45 초 동안 대기하는 세션을 띄우고, 12 초 뒤에 서비스를 옮겼다.</w:t>
       </w:r>
     </w:p>
     <w:tbl>
@@ -3515,7 +4124,21 @@
           <w:rFonts w:ascii="맑은 고딕" w:hAnsi="맑은 고딕" w:eastAsia="맑은 고딕"/>
           <w:sz w:val="21"/>
         </w:rPr>
-        <w:t>즉 `relocate` 는 새 접속의 방향만 바꾼다. 이미 맺어진 접속은 건드리지 않는다.</w:t>
+        <w:t xml:space="preserve">즉 </w:t>
+      </w:r>
+      <w:r>
+        <w:rPr>
+          <w:rFonts w:ascii="Consolas" w:hAnsi="Consolas" w:eastAsia="Consolas" w:cs="Consolas"/>
+          <w:sz w:val="20"/>
+        </w:rPr>
+        <w:t xml:space="preserve">relocate</w:t>
+      </w:r>
+      <w:r>
+        <w:rPr>
+          <w:rFonts w:ascii="맑은 고딕" w:hAnsi="맑은 고딕" w:eastAsia="맑은 고딕"/>
+          <w:sz w:val="21"/>
+        </w:rPr>
+        <w:t xml:space="preserve"> 는 새 접속의 방향만 바꾼다. 이미 맺어진 접속은 건드리지 않는다.</w:t>
       </w:r>
     </w:p>
     <w:p>
@@ -3533,7 +4156,35 @@
           <w:rFonts w:ascii="맑은 고딕" w:hAnsi="맑은 고딕" w:eastAsia="맑은 고딕"/>
           <w:sz w:val="21"/>
         </w:rPr>
-        <w:t>기존 세션까지 정리하고 싶다면 `-drain_timeout` 과 `-stopoption` 을 쓴다. 정해진 시간 동안 세션이 빠지기를 기다리고 그래도 남으면 끊는다. 이 실습에서는 지정하지 않았으므로 기다리지도 끊지도 않았다.</w:t>
+        <w:t xml:space="preserve">기존 세션까지 정리하고 싶다면 </w:t>
+      </w:r>
+      <w:r>
+        <w:rPr>
+          <w:rFonts w:ascii="Consolas" w:hAnsi="Consolas" w:eastAsia="Consolas" w:cs="Consolas"/>
+          <w:sz w:val="20"/>
+        </w:rPr>
+        <w:t xml:space="preserve">-drain_timeout</w:t>
+      </w:r>
+      <w:r>
+        <w:rPr>
+          <w:rFonts w:ascii="맑은 고딕" w:hAnsi="맑은 고딕" w:eastAsia="맑은 고딕"/>
+          <w:sz w:val="21"/>
+        </w:rPr>
+        <w:t xml:space="preserve"> 과 </w:t>
+      </w:r>
+      <w:r>
+        <w:rPr>
+          <w:rFonts w:ascii="Consolas" w:hAnsi="Consolas" w:eastAsia="Consolas" w:cs="Consolas"/>
+          <w:sz w:val="20"/>
+        </w:rPr>
+        <w:t xml:space="preserve">-stopoption</w:t>
+      </w:r>
+      <w:r>
+        <w:rPr>
+          <w:rFonts w:ascii="맑은 고딕" w:hAnsi="맑은 고딕" w:eastAsia="맑은 고딕"/>
+          <w:sz w:val="21"/>
+        </w:rPr>
+        <w:t xml:space="preserve"> 을 쓴다. 정해진 시간 동안 세션이 빠지기를 기다리고 그래도 남으면 끊는다. 이 실습에서는 지정하지 않았으므로 기다리지도 끊지도 않았다.</w:t>
       </w:r>
     </w:p>
     <w:p>
@@ -3630,7 +4281,77 @@
           <w:rFonts w:ascii="맑은 고딕" w:hAnsi="맑은 고딕" w:eastAsia="맑은 고딕"/>
           <w:sz w:val="21"/>
         </w:rPr>
-        <w:t>14장에서 배운 `status` 와 `config` 의 구분이 여기서도 그대로 적용된다. `status` 는 현실이고 `config` 는 정의다. `relocate` 는 현실만 바꾼다.</w:t>
+        <w:t xml:space="preserve">14장에서 배운 </w:t>
+      </w:r>
+      <w:r>
+        <w:rPr>
+          <w:rFonts w:ascii="Consolas" w:hAnsi="Consolas" w:eastAsia="Consolas" w:cs="Consolas"/>
+          <w:sz w:val="20"/>
+        </w:rPr>
+        <w:t xml:space="preserve">status</w:t>
+      </w:r>
+      <w:r>
+        <w:rPr>
+          <w:rFonts w:ascii="맑은 고딕" w:hAnsi="맑은 고딕" w:eastAsia="맑은 고딕"/>
+          <w:sz w:val="21"/>
+        </w:rPr>
+        <w:t xml:space="preserve"> 와 </w:t>
+      </w:r>
+      <w:r>
+        <w:rPr>
+          <w:rFonts w:ascii="Consolas" w:hAnsi="Consolas" w:eastAsia="Consolas" w:cs="Consolas"/>
+          <w:sz w:val="20"/>
+        </w:rPr>
+        <w:t xml:space="preserve">config</w:t>
+      </w:r>
+      <w:r>
+        <w:rPr>
+          <w:rFonts w:ascii="맑은 고딕" w:hAnsi="맑은 고딕" w:eastAsia="맑은 고딕"/>
+          <w:sz w:val="21"/>
+        </w:rPr>
+        <w:t xml:space="preserve"> 의 구분이 여기서도 그대로 적용된다. </w:t>
+      </w:r>
+      <w:r>
+        <w:rPr>
+          <w:rFonts w:ascii="Consolas" w:hAnsi="Consolas" w:eastAsia="Consolas" w:cs="Consolas"/>
+          <w:sz w:val="20"/>
+        </w:rPr>
+        <w:t xml:space="preserve">status</w:t>
+      </w:r>
+      <w:r>
+        <w:rPr>
+          <w:rFonts w:ascii="맑은 고딕" w:hAnsi="맑은 고딕" w:eastAsia="맑은 고딕"/>
+          <w:sz w:val="21"/>
+        </w:rPr>
+        <w:t xml:space="preserve"> 는 현실이고 </w:t>
+      </w:r>
+      <w:r>
+        <w:rPr>
+          <w:rFonts w:ascii="Consolas" w:hAnsi="Consolas" w:eastAsia="Consolas" w:cs="Consolas"/>
+          <w:sz w:val="20"/>
+        </w:rPr>
+        <w:t xml:space="preserve">config</w:t>
+      </w:r>
+      <w:r>
+        <w:rPr>
+          <w:rFonts w:ascii="맑은 고딕" w:hAnsi="맑은 고딕" w:eastAsia="맑은 고딕"/>
+          <w:sz w:val="21"/>
+        </w:rPr>
+        <w:t xml:space="preserve"> 는 정의다. </w:t>
+      </w:r>
+      <w:r>
+        <w:rPr>
+          <w:rFonts w:ascii="Consolas" w:hAnsi="Consolas" w:eastAsia="Consolas" w:cs="Consolas"/>
+          <w:sz w:val="20"/>
+        </w:rPr>
+        <w:t xml:space="preserve">relocate</w:t>
+      </w:r>
+      <w:r>
+        <w:rPr>
+          <w:rFonts w:ascii="맑은 고딕" w:hAnsi="맑은 고딕" w:eastAsia="맑은 고딕"/>
+          <w:sz w:val="21"/>
+        </w:rPr>
+        <w:t xml:space="preserve"> 는 현실만 바꾼다.</w:t>
       </w:r>
     </w:p>
     <w:p>
@@ -3648,7 +4369,21 @@
           <w:rFonts w:ascii="맑은 고딕" w:hAnsi="맑은 고딕" w:eastAsia="맑은 고딕"/>
           <w:sz w:val="21"/>
         </w:rPr>
-        <w:t>영구적으로 배치를 바꾸려면 `srvctl modify service` 로 선호와 가용을 다시 지정해야 한다.</w:t>
+        <w:t xml:space="preserve">영구적으로 배치를 바꾸려면 </w:t>
+      </w:r>
+      <w:r>
+        <w:rPr>
+          <w:rFonts w:ascii="Consolas" w:hAnsi="Consolas" w:eastAsia="Consolas" w:cs="Consolas"/>
+          <w:sz w:val="20"/>
+        </w:rPr>
+        <w:t xml:space="preserve">srvctl modify service</w:t>
+      </w:r>
+      <w:r>
+        <w:rPr>
+          <w:rFonts w:ascii="맑은 고딕" w:hAnsi="맑은 고딕" w:eastAsia="맑은 고딕"/>
+          <w:sz w:val="21"/>
+        </w:rPr>
+        <w:t xml:space="preserve"> 로 선호와 가용을 다시 지정해야 한다.</w:t>
       </w:r>
     </w:p>
     <w:p>
@@ -3816,10 +4551,17 @@
     <w:p>
       <w:r>
         <w:rPr>
+          <w:rFonts w:ascii="Consolas" w:hAnsi="Consolas" w:eastAsia="Consolas" w:cs="Consolas"/>
+          <w:sz w:val="20"/>
+        </w:rPr>
+        <w:t xml:space="preserve">-force</w:t>
+      </w:r>
+      <w:r>
+        <w:rPr>
           <w:rFonts w:ascii="맑은 고딕" w:hAnsi="맑은 고딕" w:eastAsia="맑은 고딕"/>
           <w:sz w:val="21"/>
         </w:rPr>
-        <w:t>`-force` 를 붙이면 어떻게 되는가. 흔한 오해는 서비스가 가용 인스턴스로 옮겨 갈 것이라는 기대다. 측정 결과는 달랐다.</w:t>
+        <w:t xml:space="preserve"> 를 붙이면 어떻게 되는가. 흔한 오해는 서비스가 가용 인스턴스로 옮겨 갈 것이라는 기대다. 측정 결과는 달랐다.</w:t>
       </w:r>
     </w:p>
     <w:tbl>
@@ -3974,10 +4716,17 @@
     <w:p>
       <w:r>
         <w:rPr>
+          <w:rFonts w:ascii="Consolas" w:hAnsi="Consolas" w:eastAsia="Consolas" w:cs="Consolas"/>
+          <w:sz w:val="20"/>
+        </w:rPr>
+        <w:t xml:space="preserve">ch15_oltp</w:t>
+      </w:r>
+      <w:r>
+        <w:rPr>
           <w:rFonts w:ascii="맑은 고딕" w:hAnsi="맑은 고딕" w:eastAsia="맑은 고딕"/>
           <w:sz w:val="21"/>
         </w:rPr>
-        <w:t>`ch15_oltp` 가 racdb2 로 가지 않고 그냥 멈췄다. 가용 인스턴스로 지정해 두었는데도 그렇다.</w:t>
+        <w:t xml:space="preserve"> 가 racdb2 로 가지 않고 그냥 멈췄다. 가용 인스턴스로 지정해 두었는데도 그렇다.</w:t>
       </w:r>
     </w:p>
     <w:p>
@@ -4075,7 +4824,21 @@
           <w:rFonts w:ascii="맑은 고딕" w:hAnsi="맑은 고딕" w:eastAsia="맑은 고딕"/>
           <w:sz w:val="21"/>
         </w:rPr>
-        <w:t>이유는 `-force` 의 의미에 있다. 이 플래그는 "서비스를 옮겨라" 가 아니라 "서비스가 돌고 있어도 강행하라" 는 뜻이다. CRS 는 관리자가 의도적으로 내린다고 보고 서비스 자원의 TARGET 도 함께 OFFLINE 으로 내린다.</w:t>
+        <w:t xml:space="preserve">이유는 </w:t>
+      </w:r>
+      <w:r>
+        <w:rPr>
+          <w:rFonts w:ascii="Consolas" w:hAnsi="Consolas" w:eastAsia="Consolas" w:cs="Consolas"/>
+          <w:sz w:val="20"/>
+        </w:rPr>
+        <w:t xml:space="preserve">-force</w:t>
+      </w:r>
+      <w:r>
+        <w:rPr>
+          <w:rFonts w:ascii="맑은 고딕" w:hAnsi="맑은 고딕" w:eastAsia="맑은 고딕"/>
+          <w:sz w:val="21"/>
+        </w:rPr>
+        <w:t xml:space="preserve"> 의 의미에 있다. 이 플래그는 "서비스를 옮겨라" 가 아니라 "서비스가 돌고 있어도 강행하라" 는 뜻이다. CRS 는 관리자가 의도적으로 내린다고 보고 서비스 자원의 TARGET 도 함께 OFFLINE 으로 내린다.</w:t>
       </w:r>
     </w:p>
     <w:p>
@@ -4121,7 +4884,21 @@
                 <w:rFonts w:ascii="맑은 고딕" w:hAnsi="맑은 고딕" w:eastAsia="맑은 고딕"/>
                 <w:sz w:val="20"/>
               </w:rPr>
-              <w:t>"야간에 rac1 을 내려 패치한다" 는 계획을 세우고 `srvctl stop instance -force` 한 줄만 적어 두면 이 일이 벌어진다.</w:t>
+              <w:t xml:space="preserve">"야간에 rac1 을 내려 패치한다" 는 계획을 세우고 </w:t>
+            </w:r>
+            <w:r>
+              <w:rPr>
+                <w:rFonts w:ascii="Consolas" w:hAnsi="Consolas" w:eastAsia="Consolas" w:cs="Consolas"/>
+                <w:sz w:val="19"/>
+              </w:rPr>
+              <w:t xml:space="preserve">srvctl stop instance -force</w:t>
+            </w:r>
+            <w:r>
+              <w:rPr>
+                <w:rFonts w:ascii="맑은 고딕" w:hAnsi="맑은 고딕" w:eastAsia="맑은 고딕"/>
+                <w:sz w:val="20"/>
+              </w:rPr>
+              <w:t xml:space="preserve"> 한 줄만 적어 두면 이 일이 벌어진다.</w:t>
             </w:r>
           </w:p>
           <w:p>
@@ -4133,7 +4910,21 @@
                 <w:rFonts w:ascii="맑은 고딕" w:hAnsi="맑은 고딕" w:eastAsia="맑은 고딕"/>
                 <w:sz w:val="20"/>
               </w:rPr>
-              <w:t>rac2 는 멀쩡히 살아 있는데 `ch15_oltp` 접속은 전부 ORA-12514 로 실패한다. 노드가 둘인데 서비스가 없어서 못 쓰는 상황이다.</w:t>
+              <w:t xml:space="preserve">rac2 는 멀쩡히 살아 있는데 </w:t>
+            </w:r>
+            <w:r>
+              <w:rPr>
+                <w:rFonts w:ascii="Consolas" w:hAnsi="Consolas" w:eastAsia="Consolas" w:cs="Consolas"/>
+                <w:sz w:val="19"/>
+              </w:rPr>
+              <w:t xml:space="preserve">ch15_oltp</w:t>
+            </w:r>
+            <w:r>
+              <w:rPr>
+                <w:rFonts w:ascii="맑은 고딕" w:hAnsi="맑은 고딕" w:eastAsia="맑은 고딕"/>
+                <w:sz w:val="20"/>
+              </w:rPr>
+              <w:t xml:space="preserve"> 접속은 전부 ORA-12514 로 실패한다. 노드가 둘인데 서비스가 없어서 못 쓰는 상황이다.</w:t>
             </w:r>
           </w:p>
           <w:p>
@@ -4154,10 +4945,17 @@
             </w:pPr>
             <w:r>
               <w:rPr>
+                <w:rFonts w:ascii="Consolas" w:hAnsi="Consolas" w:eastAsia="Consolas" w:cs="Consolas"/>
+                <w:sz w:val="19"/>
+              </w:rPr>
+              <w:t xml:space="preserve">srvctl relocate service -d racdb -s ch15_oltp -oldinst racdb1 -newinst racdb2</w:t>
+            </w:r>
+            <w:r>
+              <w:rPr>
                 <w:rFonts w:ascii="맑은 고딕" w:hAnsi="맑은 고딕" w:eastAsia="맑은 고딕"/>
                 <w:sz w:val="20"/>
               </w:rPr>
-              <w:t>`srvctl relocate service -d racdb -s ch15_oltp -oldinst racdb1 -newinst racdb2` 를 먼저 실행한다. 2 초면 끝나고 새 접속은 즉시 racdb2 로 간다.</w:t>
+              <w:t xml:space="preserve"> 를 먼저 실행한다. 2 초면 끝나고 새 접속은 즉시 racdb2 로 간다.</w:t>
             </w:r>
           </w:p>
           <w:p>
@@ -4169,7 +4967,35 @@
                 <w:rFonts w:ascii="맑은 고딕" w:hAnsi="맑은 고딕" w:eastAsia="맑은 고딕"/>
                 <w:sz w:val="20"/>
               </w:rPr>
-              <w:t>기존 세션이 빠지기를 기다린 뒤 `srvctl stop instance -d racdb -i racdb1` 을 실행한다. 이제 그 인스턴스에 서비스가 없으므로 `-force` 없이도 통과한다.</w:t>
+              <w:t xml:space="preserve">기존 세션이 빠지기를 기다린 뒤 </w:t>
+            </w:r>
+            <w:r>
+              <w:rPr>
+                <w:rFonts w:ascii="Consolas" w:hAnsi="Consolas" w:eastAsia="Consolas" w:cs="Consolas"/>
+                <w:sz w:val="19"/>
+              </w:rPr>
+              <w:t xml:space="preserve">srvctl stop instance -d racdb -i racdb1</w:t>
+            </w:r>
+            <w:r>
+              <w:rPr>
+                <w:rFonts w:ascii="맑은 고딕" w:hAnsi="맑은 고딕" w:eastAsia="맑은 고딕"/>
+                <w:sz w:val="20"/>
+              </w:rPr>
+              <w:t xml:space="preserve"> 을 실행한다. 이제 그 인스턴스에 서비스가 없으므로 </w:t>
+            </w:r>
+            <w:r>
+              <w:rPr>
+                <w:rFonts w:ascii="Consolas" w:hAnsi="Consolas" w:eastAsia="Consolas" w:cs="Consolas"/>
+                <w:sz w:val="19"/>
+              </w:rPr>
+              <w:t xml:space="preserve">-force</w:t>
+            </w:r>
+            <w:r>
+              <w:rPr>
+                <w:rFonts w:ascii="맑은 고딕" w:hAnsi="맑은 고딕" w:eastAsia="맑은 고딕"/>
+                <w:sz w:val="20"/>
+              </w:rPr>
+              <w:t xml:space="preserve"> 없이도 통과한다.</w:t>
             </w:r>
           </w:p>
           <w:p>
@@ -4202,7 +5028,35 @@
           <w:rFonts w:ascii="맑은 고딕" w:hAnsi="맑은 고딕" w:eastAsia="맑은 고딕"/>
           <w:sz w:val="21"/>
         </w:rPr>
-        <w:t>계획된 정지가 아니라 진짜 장애면 이야기가 달라진다. `ora_pmon_racdb1` 을 `kill -9` 로 죽였다.</w:t>
+        <w:t xml:space="preserve">계획된 정지가 아니라 진짜 장애면 이야기가 달라진다. </w:t>
+      </w:r>
+      <w:r>
+        <w:rPr>
+          <w:rFonts w:ascii="Consolas" w:hAnsi="Consolas" w:eastAsia="Consolas" w:cs="Consolas"/>
+          <w:sz w:val="20"/>
+        </w:rPr>
+        <w:t xml:space="preserve">ora_pmon_racdb1</w:t>
+      </w:r>
+      <w:r>
+        <w:rPr>
+          <w:rFonts w:ascii="맑은 고딕" w:hAnsi="맑은 고딕" w:eastAsia="맑은 고딕"/>
+          <w:sz w:val="21"/>
+        </w:rPr>
+        <w:t xml:space="preserve"> 을 </w:t>
+      </w:r>
+      <w:r>
+        <w:rPr>
+          <w:rFonts w:ascii="Consolas" w:hAnsi="Consolas" w:eastAsia="Consolas" w:cs="Consolas"/>
+          <w:sz w:val="20"/>
+        </w:rPr>
+        <w:t xml:space="preserve">kill -9</w:t>
+      </w:r>
+      <w:r>
+        <w:rPr>
+          <w:rFonts w:ascii="맑은 고딕" w:hAnsi="맑은 고딕" w:eastAsia="맑은 고딕"/>
+          <w:sz w:val="21"/>
+        </w:rPr>
+        <w:t xml:space="preserve"> 로 죽였다.</w:t>
       </w:r>
     </w:p>
     <w:tbl>
@@ -4425,7 +5279,21 @@
           <w:rFonts w:ascii="맑은 고딕" w:hAnsi="맑은 고딕" w:eastAsia="맑은 고딕"/>
           <w:sz w:val="21"/>
         </w:rPr>
-        <w:t>10 초 안에 옮겨 갔다. racdb1 은 죽어 있고 `ch15_oltp` 는 racdb2 에서 돈다.</w:t>
+        <w:t xml:space="preserve">10 초 안에 옮겨 갔다. racdb1 은 죽어 있고 </w:t>
+      </w:r>
+      <w:r>
+        <w:rPr>
+          <w:rFonts w:ascii="Consolas" w:hAnsi="Consolas" w:eastAsia="Consolas" w:cs="Consolas"/>
+          <w:sz w:val="20"/>
+        </w:rPr>
+        <w:t xml:space="preserve">ch15_oltp</w:t>
+      </w:r>
+      <w:r>
+        <w:rPr>
+          <w:rFonts w:ascii="맑은 고딕" w:hAnsi="맑은 고딕" w:eastAsia="맑은 고딕"/>
+          <w:sz w:val="21"/>
+        </w:rPr>
+        <w:t xml:space="preserve"> 는 racdb2 에서 돈다.</w:t>
       </w:r>
     </w:p>
     <w:p>
@@ -4523,7 +5391,21 @@
           <w:rFonts w:ascii="맑은 고딕" w:hAnsi="맑은 고딕" w:eastAsia="맑은 고딕"/>
           <w:sz w:val="21"/>
         </w:rPr>
-        <w:t>47 초 만에 racdb1 이 되살아났다. 12장에서 `pmon` 을 죽였을 때 61 초였던 것과 같은 자동 복구다.</w:t>
+        <w:t xml:space="preserve">47 초 만에 racdb1 이 되살아났다. 12장에서 </w:t>
+      </w:r>
+      <w:r>
+        <w:rPr>
+          <w:rFonts w:ascii="Consolas" w:hAnsi="Consolas" w:eastAsia="Consolas" w:cs="Consolas"/>
+          <w:sz w:val="20"/>
+        </w:rPr>
+        <w:t xml:space="preserve">pmon</w:t>
+      </w:r>
+      <w:r>
+        <w:rPr>
+          <w:rFonts w:ascii="맑은 고딕" w:hAnsi="맑은 고딕" w:eastAsia="맑은 고딕"/>
+          <w:sz w:val="21"/>
+        </w:rPr>
+        <w:t xml:space="preserve"> 을 죽였을 때 61 초였던 것과 같은 자동 복구다.</w:t>
       </w:r>
     </w:p>
     <w:p>
@@ -4569,7 +5451,35 @@
                 <w:rFonts w:ascii="맑은 고딕" w:hAnsi="맑은 고딕" w:eastAsia="맑은 고딕"/>
                 <w:sz w:val="20"/>
               </w:rPr>
-              <w:t>이 장의 실습에서 racdb1 을 두 번 올렸는데 시간이 크게 달랐다. `kill -9` 뒤 CRS 가 자동으로 되살렸을 때는 47 초였고, 그 전에 `srvctl start instance` 로 올렸을 때는 122.9 초였다.</w:t>
+              <w:t xml:space="preserve">이 장의 실습에서 racdb1 을 두 번 올렸는데 시간이 크게 달랐다. </w:t>
+            </w:r>
+            <w:r>
+              <w:rPr>
+                <w:rFonts w:ascii="Consolas" w:hAnsi="Consolas" w:eastAsia="Consolas" w:cs="Consolas"/>
+                <w:sz w:val="19"/>
+              </w:rPr>
+              <w:t xml:space="preserve">kill -9</w:t>
+            </w:r>
+            <w:r>
+              <w:rPr>
+                <w:rFonts w:ascii="맑은 고딕" w:hAnsi="맑은 고딕" w:eastAsia="맑은 고딕"/>
+                <w:sz w:val="20"/>
+              </w:rPr>
+              <w:t xml:space="preserve"> 뒤 CRS 가 자동으로 되살렸을 때는 47 초였고, 그 전에 </w:t>
+            </w:r>
+            <w:r>
+              <w:rPr>
+                <w:rFonts w:ascii="Consolas" w:hAnsi="Consolas" w:eastAsia="Consolas" w:cs="Consolas"/>
+                <w:sz w:val="19"/>
+              </w:rPr>
+              <w:t xml:space="preserve">srvctl start instance</w:t>
+            </w:r>
+            <w:r>
+              <w:rPr>
+                <w:rFonts w:ascii="맑은 고딕" w:hAnsi="맑은 고딕" w:eastAsia="맑은 고딕"/>
+                <w:sz w:val="20"/>
+              </w:rPr>
+              <w:t xml:space="preserve"> 로 올렸을 때는 122.9 초였다.</w:t>
             </w:r>
           </w:p>
           <w:p>
@@ -4617,7 +5527,21 @@
                 <w:rFonts w:ascii="맑은 고딕" w:hAnsi="맑은 고딕" w:eastAsia="맑은 고딕"/>
                 <w:sz w:val="20"/>
               </w:rPr>
-              <w:t>실무에서는 `cat /proc/loadavg` 를 기동 전후에 함께 남기는 것이 간단한 해법이다. 자원이 넉넉하지 않은 환경일수록 이 습관이 유용하다.</w:t>
+              <w:t xml:space="preserve">실무에서는 </w:t>
+            </w:r>
+            <w:r>
+              <w:rPr>
+                <w:rFonts w:ascii="Consolas" w:hAnsi="Consolas" w:eastAsia="Consolas" w:cs="Consolas"/>
+                <w:sz w:val="19"/>
+              </w:rPr>
+              <w:t xml:space="preserve">cat /proc/loadavg</w:t>
+            </w:r>
+            <w:r>
+              <w:rPr>
+                <w:rFonts w:ascii="맑은 고딕" w:hAnsi="맑은 고딕" w:eastAsia="맑은 고딕"/>
+                <w:sz w:val="20"/>
+              </w:rPr>
+              <w:t xml:space="preserve"> 를 기동 전후에 함께 남기는 것이 간단한 해법이다. 자원이 넉넉하지 않은 환경일수록 이 습관이 유용하다.</w:t>
             </w:r>
           </w:p>
           <w:p>
@@ -4877,7 +5801,35 @@
                 <w:rFonts w:ascii="맑은 고딕" w:hAnsi="맑은 고딕" w:eastAsia="맑은 고딕"/>
                 <w:sz w:val="20"/>
               </w:rPr>
-              <w:t>대신 점검으로 잡는다. `srvctl status service -d racdb` 의 출력을 `srvctl config service` 의 선호 인스턴스와 비교하는 스크립트를 두면 어긋난 서비스를 찾아낼 수 있다.</w:t>
+              <w:t xml:space="preserve">대신 점검으로 잡는다. </w:t>
+            </w:r>
+            <w:r>
+              <w:rPr>
+                <w:rFonts w:ascii="Consolas" w:hAnsi="Consolas" w:eastAsia="Consolas" w:cs="Consolas"/>
+                <w:sz w:val="19"/>
+              </w:rPr>
+              <w:t xml:space="preserve">srvctl status service -d racdb</w:t>
+            </w:r>
+            <w:r>
+              <w:rPr>
+                <w:rFonts w:ascii="맑은 고딕" w:hAnsi="맑은 고딕" w:eastAsia="맑은 고딕"/>
+                <w:sz w:val="20"/>
+              </w:rPr>
+              <w:t xml:space="preserve"> 의 출력을 </w:t>
+            </w:r>
+            <w:r>
+              <w:rPr>
+                <w:rFonts w:ascii="Consolas" w:hAnsi="Consolas" w:eastAsia="Consolas" w:cs="Consolas"/>
+                <w:sz w:val="19"/>
+              </w:rPr>
+              <w:t xml:space="preserve">srvctl config service</w:t>
+            </w:r>
+            <w:r>
+              <w:rPr>
+                <w:rFonts w:ascii="맑은 고딕" w:hAnsi="맑은 고딕" w:eastAsia="맑은 고딕"/>
+                <w:sz w:val="20"/>
+              </w:rPr>
+              <w:t xml:space="preserve"> 의 선호 인스턴스와 비교하는 스크립트를 두면 어긋난 서비스를 찾아낼 수 있다.</w:t>
             </w:r>
           </w:p>
           <w:p>
@@ -4986,19 +5938,54 @@
     <w:p>
       <w:r>
         <w:rPr>
-          <w:rFonts w:ascii="맑은 고딕" w:hAnsi="맑은 고딕" w:eastAsia="맑은 고딕"/>
-          <w:sz w:val="21"/>
+          <w:rFonts w:ascii="Consolas" w:hAnsi="Consolas" w:eastAsia="Consolas" w:cs="Consolas"/>
+          <w:sz w:val="20"/>
         </w:rPr>
-        <w:t>`GV$SESSION` 의 SERVICE_NAME 열이 그 세션이 어느 서비스로 들어왔는지를 알려 준다.</w:t>
-      </w:r>
-    </w:p>
-    <w:p>
+        <w:t xml:space="preserve">GV$SESSION</w:t>
+      </w:r>
       <w:r>
         <w:rPr>
           <w:rFonts w:ascii="맑은 고딕" w:hAnsi="맑은 고딕" w:eastAsia="맑은 고딕"/>
           <w:sz w:val="21"/>
         </w:rPr>
-        <w:t>서비스 이름을 짓는 방식이 곧 분류 체계가 된다. `ch15_oltp` 와 `ch15_batch` 처럼 성격을 담아 두면 이 조회 하나로 어떤 종류의 접속이 얼마나 있는지 파악된다.</w:t>
+        <w:t xml:space="preserve"> 의 SERVICE_NAME 열이 그 세션이 어느 서비스로 들어왔는지를 알려 준다.</w:t>
+      </w:r>
+    </w:p>
+    <w:p>
+      <w:r>
+        <w:rPr>
+          <w:rFonts w:ascii="맑은 고딕" w:hAnsi="맑은 고딕" w:eastAsia="맑은 고딕"/>
+          <w:sz w:val="21"/>
+        </w:rPr>
+        <w:t xml:space="preserve">서비스 이름을 짓는 방식이 곧 분류 체계가 된다. </w:t>
+      </w:r>
+      <w:r>
+        <w:rPr>
+          <w:rFonts w:ascii="Consolas" w:hAnsi="Consolas" w:eastAsia="Consolas" w:cs="Consolas"/>
+          <w:sz w:val="20"/>
+        </w:rPr>
+        <w:t xml:space="preserve">ch15_oltp</w:t>
+      </w:r>
+      <w:r>
+        <w:rPr>
+          <w:rFonts w:ascii="맑은 고딕" w:hAnsi="맑은 고딕" w:eastAsia="맑은 고딕"/>
+          <w:sz w:val="21"/>
+        </w:rPr>
+        <w:t xml:space="preserve"> 와 </w:t>
+      </w:r>
+      <w:r>
+        <w:rPr>
+          <w:rFonts w:ascii="Consolas" w:hAnsi="Consolas" w:eastAsia="Consolas" w:cs="Consolas"/>
+          <w:sz w:val="20"/>
+        </w:rPr>
+        <w:t xml:space="preserve">ch15_batch</w:t>
+      </w:r>
+      <w:r>
+        <w:rPr>
+          <w:rFonts w:ascii="맑은 고딕" w:hAnsi="맑은 고딕" w:eastAsia="맑은 고딕"/>
+          <w:sz w:val="21"/>
+        </w:rPr>
+        <w:t xml:space="preserve"> 처럼 성격을 담아 두면 이 조회 하나로 어떤 종류의 접속이 얼마나 있는지 파악된다.</w:t>
       </w:r>
     </w:p>
     <w:p>
@@ -5038,10 +6025,31 @@
     <w:p>
       <w:r>
         <w:rPr>
+          <w:rFonts w:ascii="Consolas" w:hAnsi="Consolas" w:eastAsia="Consolas" w:cs="Consolas"/>
+          <w:sz w:val="20"/>
+        </w:rPr>
+        <w:t xml:space="preserve">ch15_oltp</w:t>
+      </w:r>
+      <w:r>
+        <w:rPr>
           <w:rFonts w:ascii="맑은 고딕" w:hAnsi="맑은 고딕" w:eastAsia="맑은 고딕"/>
           <w:sz w:val="21"/>
         </w:rPr>
-        <w:t>`ch15_oltp` 같은 서비스는 Cardinality 가 1 이라 갈 곳이 하나뿐이었다. 기본 서비스 `racdb` 는 양 인스턴스에서 돌므로 선택이 생긴다.</w:t>
+        <w:t xml:space="preserve"> 같은 서비스는 Cardinality 가 1 이라 갈 곳이 하나뿐이었다. 기본 서비스 </w:t>
+      </w:r>
+      <w:r>
+        <w:rPr>
+          <w:rFonts w:ascii="Consolas" w:hAnsi="Consolas" w:eastAsia="Consolas" w:cs="Consolas"/>
+          <w:sz w:val="20"/>
+        </w:rPr>
+        <w:t xml:space="preserve">racdb</w:t>
+      </w:r>
+      <w:r>
+        <w:rPr>
+          <w:rFonts w:ascii="맑은 고딕" w:hAnsi="맑은 고딕" w:eastAsia="맑은 고딕"/>
+          <w:sz w:val="21"/>
+        </w:rPr>
+        <w:t xml:space="preserve"> 는 양 인스턴스에서 돌므로 선택이 생긴다.</w:t>
       </w:r>
     </w:p>
     <w:tbl>
@@ -5117,7 +6125,35 @@
           <w:rFonts w:ascii="맑은 고딕" w:hAnsi="맑은 고딕" w:eastAsia="맑은 고딕"/>
           <w:sz w:val="21"/>
         </w:rPr>
-        <w:t>15.1 절에서 SCAN 리스너의 `racdb` 가 `has 2 instance(s)` 였던 것이 이 결과의 근거다. 두 핸들러 중 하나를 고를 수 있었다.</w:t>
+        <w:t xml:space="preserve">15.1 절에서 SCAN 리스너의 </w:t>
+      </w:r>
+      <w:r>
+        <w:rPr>
+          <w:rFonts w:ascii="Consolas" w:hAnsi="Consolas" w:eastAsia="Consolas" w:cs="Consolas"/>
+          <w:sz w:val="20"/>
+        </w:rPr>
+        <w:t xml:space="preserve">racdb</w:t>
+      </w:r>
+      <w:r>
+        <w:rPr>
+          <w:rFonts w:ascii="맑은 고딕" w:hAnsi="맑은 고딕" w:eastAsia="맑은 고딕"/>
+          <w:sz w:val="21"/>
+        </w:rPr>
+        <w:t xml:space="preserve"> 가 </w:t>
+      </w:r>
+      <w:r>
+        <w:rPr>
+          <w:rFonts w:ascii="Consolas" w:hAnsi="Consolas" w:eastAsia="Consolas" w:cs="Consolas"/>
+          <w:sz w:val="20"/>
+        </w:rPr>
+        <w:t xml:space="preserve">has 2 instance(s)</w:t>
+      </w:r>
+      <w:r>
+        <w:rPr>
+          <w:rFonts w:ascii="맑은 고딕" w:hAnsi="맑은 고딕" w:eastAsia="맑은 고딕"/>
+          <w:sz w:val="21"/>
+        </w:rPr>
+        <w:t xml:space="preserve"> 였던 것이 이 결과의 근거다. 두 핸들러 중 하나를 고를 수 있었다.</w:t>
       </w:r>
     </w:p>
     <w:p>
@@ -5224,25 +6260,53 @@
           <w:rFonts w:ascii="맑은 고딕" w:hAnsi="맑은 고딕" w:eastAsia="맑은 고딕"/>
           <w:sz w:val="21"/>
         </w:rPr>
-        <w:t>판단 기준은 서비스의 `Connection Load Balancing Goal` 이 정한다.</w:t>
-      </w:r>
-    </w:p>
-    <w:p>
+        <w:t xml:space="preserve">판단 기준은 서비스의 </w:t>
+      </w:r>
+      <w:r>
+        <w:rPr>
+          <w:rFonts w:ascii="Consolas" w:hAnsi="Consolas" w:eastAsia="Consolas" w:cs="Consolas"/>
+          <w:sz w:val="20"/>
+        </w:rPr>
+        <w:t xml:space="preserve">Connection Load Balancing Goal</w:t>
+      </w:r>
       <w:r>
         <w:rPr>
           <w:rFonts w:ascii="맑은 고딕" w:hAnsi="맑은 고딕" w:eastAsia="맑은 고딕"/>
           <w:sz w:val="21"/>
         </w:rPr>
-        <w:t>`LONG` 은 오래 유지되는 접속을 가정하고 세션 수를 기준으로 나눈다. 커넥션 풀을 쓰는 애플리케이션이 여기에 해당한다. 기본값이다.</w:t>
+        <w:t xml:space="preserve"> 이 정한다.</w:t>
       </w:r>
     </w:p>
     <w:p>
+      <w:r>
+        <w:rPr>
+          <w:rFonts w:ascii="Consolas" w:hAnsi="Consolas" w:eastAsia="Consolas" w:cs="Consolas"/>
+          <w:sz w:val="20"/>
+        </w:rPr>
+        <w:t xml:space="preserve">LONG</w:t>
+      </w:r>
       <w:r>
         <w:rPr>
           <w:rFonts w:ascii="맑은 고딕" w:hAnsi="맑은 고딕" w:eastAsia="맑은 고딕"/>
           <w:sz w:val="21"/>
         </w:rPr>
-        <w:t>`SHORT` 는 짧은 접속을 가정하고 응답 시간을 기준으로 나눈다. 접속과 해제를 반복하는 경우에 맞다.</w:t>
+        <w:t xml:space="preserve"> 은 오래 유지되는 접속을 가정하고 세션 수를 기준으로 나눈다. 커넥션 풀을 쓰는 애플리케이션이 여기에 해당한다. 기본값이다.</w:t>
+      </w:r>
+    </w:p>
+    <w:p>
+      <w:r>
+        <w:rPr>
+          <w:rFonts w:ascii="Consolas" w:hAnsi="Consolas" w:eastAsia="Consolas" w:cs="Consolas"/>
+          <w:sz w:val="20"/>
+        </w:rPr>
+        <w:t xml:space="preserve">SHORT</w:t>
+      </w:r>
+      <w:r>
+        <w:rPr>
+          <w:rFonts w:ascii="맑은 고딕" w:hAnsi="맑은 고딕" w:eastAsia="맑은 고딕"/>
+          <w:sz w:val="21"/>
+        </w:rPr>
+        <w:t xml:space="preserve"> 는 짧은 접속을 가정하고 응답 시간을 기준으로 나눈다. 접속과 해제를 반복하는 경우에 맞다.</w:t>
       </w:r>
     </w:p>
     <w:p>
@@ -5312,7 +6376,21 @@
                 <w:rFonts w:ascii="맑은 고딕" w:hAnsi="맑은 고딕" w:eastAsia="맑은 고딕"/>
                 <w:sz w:val="20"/>
               </w:rPr>
-              <w:t>확인이 필요하면 시간을 두고 여러 번 재고, 접속 수보다 `GV$SESSION` 의 인스턴스별 세션 수를 보는 편이 낫다. 그것이 리스너가 보는 값에 가깝다.</w:t>
+              <w:t xml:space="preserve">확인이 필요하면 시간을 두고 여러 번 재고, 접속 수보다 </w:t>
+            </w:r>
+            <w:r>
+              <w:rPr>
+                <w:rFonts w:ascii="Consolas" w:hAnsi="Consolas" w:eastAsia="Consolas" w:cs="Consolas"/>
+                <w:sz w:val="19"/>
+              </w:rPr>
+              <w:t xml:space="preserve">GV$SESSION</w:t>
+            </w:r>
+            <w:r>
+              <w:rPr>
+                <w:rFonts w:ascii="맑은 고딕" w:hAnsi="맑은 고딕" w:eastAsia="맑은 고딕"/>
+                <w:sz w:val="20"/>
+              </w:rPr>
+              <w:t xml:space="preserve"> 의 인스턴스별 세션 수를 보는 편이 낫다. 그것이 리스너가 보는 값에 가깝다.</w:t>
             </w:r>
           </w:p>
           <w:p>
@@ -5366,16 +6444,21 @@
           <w:rFonts w:ascii="맑은 고딕" w:hAnsi="맑은 고딕" w:eastAsia="맑은 고딕"/>
           <w:sz w:val="21"/>
         </w:rPr>
-        <w:t>첫째, 서비스가 어느 인스턴스에서 도는가. 관리자가 선호 인스턴스로 정한다. 이것은 결정적이며 `ch15_oltp` 접속이 열 번 모두 racdb1 로 간 이유다.</w:t>
-      </w:r>
-    </w:p>
-    <w:p>
+        <w:t xml:space="preserve">첫째, 서비스가 어느 인스턴스에서 도는가. 관리자가 선호 인스턴스로 정한다. 이것은 결정적이며 </w:t>
+      </w:r>
+      <w:r>
+        <w:rPr>
+          <w:rFonts w:ascii="Consolas" w:hAnsi="Consolas" w:eastAsia="Consolas" w:cs="Consolas"/>
+          <w:sz w:val="20"/>
+        </w:rPr>
+        <w:t xml:space="preserve">ch15_oltp</w:t>
+      </w:r>
       <w:r>
         <w:rPr>
           <w:rFonts w:ascii="맑은 고딕" w:hAnsi="맑은 고딕" w:eastAsia="맑은 고딕"/>
           <w:sz w:val="21"/>
         </w:rPr>
-        <w:t>둘째, 여러 인스턴스에서 도는 서비스에서 SCAN 이 어느 쪽으로 넘기는가. 리스너가 부하를 보고 정한다. 기본 서비스 `racdb` 가 여기에 해당한다.</w:t>
+        <w:t xml:space="preserve"> 접속이 열 번 모두 racdb1 로 간 이유다.</w:t>
       </w:r>
     </w:p>
     <w:p>
@@ -5384,7 +6467,58 @@
           <w:rFonts w:ascii="맑은 고딕" w:hAnsi="맑은 고딕" w:eastAsia="맑은 고딕"/>
           <w:sz w:val="21"/>
         </w:rPr>
-        <w:t>부하를 확실히 나누고 싶으면 첫째 층을 쓴다. 서비스를 둘로 나누고 각각 다른 인스턴스를 선호로 지정한다. 이 장의 `ch15_oltp` 와 `ch15_batch` 가 그 형태다.</w:t>
+        <w:t xml:space="preserve">둘째, 여러 인스턴스에서 도는 서비스에서 SCAN 이 어느 쪽으로 넘기는가. 리스너가 부하를 보고 정한다. 기본 서비스 </w:t>
+      </w:r>
+      <w:r>
+        <w:rPr>
+          <w:rFonts w:ascii="Consolas" w:hAnsi="Consolas" w:eastAsia="Consolas" w:cs="Consolas"/>
+          <w:sz w:val="20"/>
+        </w:rPr>
+        <w:t xml:space="preserve">racdb</w:t>
+      </w:r>
+      <w:r>
+        <w:rPr>
+          <w:rFonts w:ascii="맑은 고딕" w:hAnsi="맑은 고딕" w:eastAsia="맑은 고딕"/>
+          <w:sz w:val="21"/>
+        </w:rPr>
+        <w:t xml:space="preserve"> 가 여기에 해당한다.</w:t>
+      </w:r>
+    </w:p>
+    <w:p>
+      <w:r>
+        <w:rPr>
+          <w:rFonts w:ascii="맑은 고딕" w:hAnsi="맑은 고딕" w:eastAsia="맑은 고딕"/>
+          <w:sz w:val="21"/>
+        </w:rPr>
+        <w:t xml:space="preserve">부하를 확실히 나누고 싶으면 첫째 층을 쓴다. 서비스를 둘로 나누고 각각 다른 인스턴스를 선호로 지정한다. 이 장의 </w:t>
+      </w:r>
+      <w:r>
+        <w:rPr>
+          <w:rFonts w:ascii="Consolas" w:hAnsi="Consolas" w:eastAsia="Consolas" w:cs="Consolas"/>
+          <w:sz w:val="20"/>
+        </w:rPr>
+        <w:t xml:space="preserve">ch15_oltp</w:t>
+      </w:r>
+      <w:r>
+        <w:rPr>
+          <w:rFonts w:ascii="맑은 고딕" w:hAnsi="맑은 고딕" w:eastAsia="맑은 고딕"/>
+          <w:sz w:val="21"/>
+        </w:rPr>
+        <w:t xml:space="preserve"> 와 </w:t>
+      </w:r>
+      <w:r>
+        <w:rPr>
+          <w:rFonts w:ascii="Consolas" w:hAnsi="Consolas" w:eastAsia="Consolas" w:cs="Consolas"/>
+          <w:sz w:val="20"/>
+        </w:rPr>
+        <w:t xml:space="preserve">ch15_batch</w:t>
+      </w:r>
+      <w:r>
+        <w:rPr>
+          <w:rFonts w:ascii="맑은 고딕" w:hAnsi="맑은 고딕" w:eastAsia="맑은 고딕"/>
+          <w:sz w:val="21"/>
+        </w:rPr>
+        <w:t xml:space="preserve"> 가 그 형태다.</w:t>
       </w:r>
     </w:p>
     <w:p>
@@ -6265,7 +7399,49 @@
           <w:rFonts w:ascii="맑은 고딕" w:hAnsi="맑은 고딕" w:eastAsia="맑은 고딕"/>
           <w:sz w:val="21"/>
         </w:rPr>
-        <w:t>둘, 이름에 성격을 담는다. `ch15_oltp` 와 `ch15_batch` 처럼 무엇을 위한 접속인지 드러나게 짓는다. `GV$SESSION` 의 SERVICE_NAME 으로 세션을 분류할 때 이름이 곧 설명이 된다.</w:t>
+        <w:t xml:space="preserve">둘, 이름에 성격을 담는다. </w:t>
+      </w:r>
+      <w:r>
+        <w:rPr>
+          <w:rFonts w:ascii="Consolas" w:hAnsi="Consolas" w:eastAsia="Consolas" w:cs="Consolas"/>
+          <w:sz w:val="20"/>
+        </w:rPr>
+        <w:t xml:space="preserve">ch15_oltp</w:t>
+      </w:r>
+      <w:r>
+        <w:rPr>
+          <w:rFonts w:ascii="맑은 고딕" w:hAnsi="맑은 고딕" w:eastAsia="맑은 고딕"/>
+          <w:sz w:val="21"/>
+        </w:rPr>
+        <w:t xml:space="preserve"> 와 </w:t>
+      </w:r>
+      <w:r>
+        <w:rPr>
+          <w:rFonts w:ascii="Consolas" w:hAnsi="Consolas" w:eastAsia="Consolas" w:cs="Consolas"/>
+          <w:sz w:val="20"/>
+        </w:rPr>
+        <w:t xml:space="preserve">ch15_batch</w:t>
+      </w:r>
+      <w:r>
+        <w:rPr>
+          <w:rFonts w:ascii="맑은 고딕" w:hAnsi="맑은 고딕" w:eastAsia="맑은 고딕"/>
+          <w:sz w:val="21"/>
+        </w:rPr>
+        <w:t xml:space="preserve"> 처럼 무엇을 위한 접속인지 드러나게 짓는다. </w:t>
+      </w:r>
+      <w:r>
+        <w:rPr>
+          <w:rFonts w:ascii="Consolas" w:hAnsi="Consolas" w:eastAsia="Consolas" w:cs="Consolas"/>
+          <w:sz w:val="20"/>
+        </w:rPr>
+        <w:t xml:space="preserve">GV$SESSION</w:t>
+      </w:r>
+      <w:r>
+        <w:rPr>
+          <w:rFonts w:ascii="맑은 고딕" w:hAnsi="맑은 고딕" w:eastAsia="맑은 고딕"/>
+          <w:sz w:val="21"/>
+        </w:rPr>
+        <w:t xml:space="preserve"> 의 SERVICE_NAME 으로 세션을 분류할 때 이름이 곧 설명이 된다.</w:t>
       </w:r>
     </w:p>
     <w:p>
@@ -6292,7 +7468,21 @@
           <w:rFonts w:ascii="맑은 고딕" w:hAnsi="맑은 고딕" w:eastAsia="맑은 고딕"/>
           <w:sz w:val="21"/>
         </w:rPr>
-        <w:t>다섯, CDB 환경이면 `-pdb` 를 지정한다. 서비스가 PDB 를 가리키게 되어 관리가 단순해지고 PDB 이동에도 이름을 유지할 수 있다.</w:t>
+        <w:t xml:space="preserve">다섯, CDB 환경이면 </w:t>
+      </w:r>
+      <w:r>
+        <w:rPr>
+          <w:rFonts w:ascii="Consolas" w:hAnsi="Consolas" w:eastAsia="Consolas" w:cs="Consolas"/>
+          <w:sz w:val="20"/>
+        </w:rPr>
+        <w:t xml:space="preserve">-pdb</w:t>
+      </w:r>
+      <w:r>
+        <w:rPr>
+          <w:rFonts w:ascii="맑은 고딕" w:hAnsi="맑은 고딕" w:eastAsia="맑은 고딕"/>
+          <w:sz w:val="21"/>
+        </w:rPr>
+        <w:t xml:space="preserve"> 를 지정한다. 서비스가 PDB 를 가리키게 되어 관리가 단순해지고 PDB 이동에도 이름을 유지할 수 있다.</w:t>
       </w:r>
     </w:p>
     <w:p>
@@ -6345,16 +7535,44 @@
           <w:rFonts w:ascii="맑은 고딕" w:hAnsi="맑은 고딕" w:eastAsia="맑은 고딕"/>
           <w:sz w:val="21"/>
         </w:rPr>
-        <w:t>서비스를 만들 때 정하는 것은 선호와 가용이다. 평소에 어디서 돌지와 그것이 죽으면 어디로 갈지다. `srvctl add service` 는 6.3 초, 기동은 3 초 남짓이었다.</w:t>
-      </w:r>
-    </w:p>
-    <w:p>
+        <w:t xml:space="preserve">서비스를 만들 때 정하는 것은 선호와 가용이다. 평소에 어디서 돌지와 그것이 죽으면 어디로 갈지다. </w:t>
+      </w:r>
+      <w:r>
+        <w:rPr>
+          <w:rFonts w:ascii="Consolas" w:hAnsi="Consolas" w:eastAsia="Consolas" w:cs="Consolas"/>
+          <w:sz w:val="20"/>
+        </w:rPr>
+        <w:t xml:space="preserve">srvctl add service</w:t>
+      </w:r>
       <w:r>
         <w:rPr>
           <w:rFonts w:ascii="맑은 고딕" w:hAnsi="맑은 고딕" w:eastAsia="맑은 고딕"/>
           <w:sz w:val="21"/>
         </w:rPr>
-        <w:t>서비스는 CRS 자원이 된다. 이름은 `ora.&lt;DB이름&gt;.&lt;서비스이름&gt;.svc` 이며 14장의 자원 모델을 그대로 따른다. 두 서비스를 만들자 자원 개수가 17 에서 19 로 늘었다.</w:t>
+        <w:t xml:space="preserve"> 는 6.3 초, 기동은 3 초 남짓이었다.</w:t>
+      </w:r>
+    </w:p>
+    <w:p>
+      <w:r>
+        <w:rPr>
+          <w:rFonts w:ascii="맑은 고딕" w:hAnsi="맑은 고딕" w:eastAsia="맑은 고딕"/>
+          <w:sz w:val="21"/>
+        </w:rPr>
+        <w:t xml:space="preserve">서비스는 CRS 자원이 된다. 이름은 </w:t>
+      </w:r>
+      <w:r>
+        <w:rPr>
+          <w:rFonts w:ascii="Consolas" w:hAnsi="Consolas" w:eastAsia="Consolas" w:cs="Consolas"/>
+          <w:sz w:val="20"/>
+        </w:rPr>
+        <w:t xml:space="preserve">ora.&lt;DB이름&gt;.&lt;서비스이름&gt;.svc</w:t>
+      </w:r>
+      <w:r>
+        <w:rPr>
+          <w:rFonts w:ascii="맑은 고딕" w:hAnsi="맑은 고딕" w:eastAsia="맑은 고딕"/>
+          <w:sz w:val="21"/>
+        </w:rPr>
+        <w:t xml:space="preserve"> 이며 14장의 자원 모델을 그대로 따른다. 두 서비스를 만들자 자원 개수가 17 에서 19 로 늘었다.</w:t>
       </w:r>
     </w:p>
     <w:p>
@@ -6372,52 +7590,81 @@
           <w:rFonts w:ascii="맑은 고딕" w:hAnsi="맑은 고딕" w:eastAsia="맑은 고딕"/>
           <w:sz w:val="21"/>
         </w:rPr>
-        <w:t>서비스로 접속하면 그 인스턴스로만 간다. `ch15_oltp` 로 열 번 붙어 열 번 모두 racdb1 이었고 `ch15_batch` 는 열 번 모두 racdb2 였다.</w:t>
-      </w:r>
-    </w:p>
-    <w:p>
+        <w:t xml:space="preserve">서비스로 접속하면 그 인스턴스로만 간다. </w:t>
+      </w:r>
+      <w:r>
+        <w:rPr>
+          <w:rFonts w:ascii="Consolas" w:hAnsi="Consolas" w:eastAsia="Consolas" w:cs="Consolas"/>
+          <w:sz w:val="20"/>
+        </w:rPr>
+        <w:t xml:space="preserve">ch15_oltp</w:t>
+      </w:r>
       <w:r>
         <w:rPr>
           <w:rFonts w:ascii="맑은 고딕" w:hAnsi="맑은 고딕" w:eastAsia="맑은 고딕"/>
           <w:sz w:val="21"/>
         </w:rPr>
-        <w:t>`srvctl relocate service` 는 2 초 안에 끝난다. 새 접속은 즉시 새 인스턴스로 가지만 이미 붙어 있던 세션은 끊어지지 않는다. 45 초짜리 세션이 이동 후에도 같은 인스턴스, 같은 세션 ID 로 작업을 마쳤다.</w:t>
-      </w:r>
-    </w:p>
-    <w:p>
+        <w:t xml:space="preserve"> 로 열 번 붙어 열 번 모두 racdb1 이었고 </w:t>
+      </w:r>
+      <w:r>
+        <w:rPr>
+          <w:rFonts w:ascii="Consolas" w:hAnsi="Consolas" w:eastAsia="Consolas" w:cs="Consolas"/>
+          <w:sz w:val="20"/>
+        </w:rPr>
+        <w:t xml:space="preserve">ch15_batch</w:t>
+      </w:r>
       <w:r>
         <w:rPr>
           <w:rFonts w:ascii="맑은 고딕" w:hAnsi="맑은 고딕" w:eastAsia="맑은 고딕"/>
           <w:sz w:val="21"/>
         </w:rPr>
-        <w:t>`relocate` 는 현실만 바꾸고 정의는 그대로 둔다. 선호 인스턴스가 여전히 racdb1 이므로 데이터베이스를 재기동하면 원위치된다. 영구히 바꾸려면 `srvctl modify service` 를 쓴다.</w:t>
+        <w:t xml:space="preserve"> 는 열 번 모두 racdb2 였다.</w:t>
       </w:r>
     </w:p>
     <w:p>
+      <w:r>
+        <w:rPr>
+          <w:rFonts w:ascii="Consolas" w:hAnsi="Consolas" w:eastAsia="Consolas" w:cs="Consolas"/>
+          <w:sz w:val="20"/>
+        </w:rPr>
+        <w:t xml:space="preserve">srvctl relocate service</w:t>
+      </w:r>
       <w:r>
         <w:rPr>
           <w:rFonts w:ascii="맑은 고딕" w:hAnsi="맑은 고딕" w:eastAsia="맑은 고딕"/>
           <w:sz w:val="21"/>
         </w:rPr>
-        <w:t>서비스가 도는 인스턴스를 `-force` 없이 내리려 하면 CRS-2974 로 거부된다. 서비스를 정지하거나 옮겨야 하는데 force 플래그가 없다는 뜻이며 무심코 내리는 일을 막아 준다.</w:t>
+        <w:t xml:space="preserve"> 는 2 초 안에 끝난다. 새 접속은 즉시 새 인스턴스로 가지만 이미 붙어 있던 세션은 끊어지지 않는다. 45 초짜리 세션이 이동 후에도 같은 인스턴스, 같은 세션 ID 로 작업을 마쳤다.</w:t>
       </w:r>
     </w:p>
     <w:p>
+      <w:r>
+        <w:rPr>
+          <w:rFonts w:ascii="Consolas" w:hAnsi="Consolas" w:eastAsia="Consolas" w:cs="Consolas"/>
+          <w:sz w:val="20"/>
+        </w:rPr>
+        <w:t xml:space="preserve">relocate</w:t>
+      </w:r>
       <w:r>
         <w:rPr>
           <w:rFonts w:ascii="맑은 고딕" w:hAnsi="맑은 고딕" w:eastAsia="맑은 고딕"/>
           <w:sz w:val="21"/>
         </w:rPr>
-        <w:t>`-force` 를 붙이면 서비스가 옮겨 가지 않고 함께 정지된다. 가용 인스턴스를 지정해 두었어도 그렇다. 이 플래그는 "옮겨라" 가 아니라 "강행하라" 는 뜻이기 때문이다. 그동안 그 서비스로 접속하면 ORA-12514 다.</w:t>
-      </w:r>
-    </w:p>
-    <w:p>
+        <w:t xml:space="preserve"> 는 현실만 바꾸고 정의는 그대로 둔다. 선호 인스턴스가 여전히 racdb1 이므로 데이터베이스를 재기동하면 원위치된다. 영구히 바꾸려면 </w:t>
+      </w:r>
+      <w:r>
+        <w:rPr>
+          <w:rFonts w:ascii="Consolas" w:hAnsi="Consolas" w:eastAsia="Consolas" w:cs="Consolas"/>
+          <w:sz w:val="20"/>
+        </w:rPr>
+        <w:t xml:space="preserve">srvctl modify service</w:t>
+      </w:r>
       <w:r>
         <w:rPr>
           <w:rFonts w:ascii="맑은 고딕" w:hAnsi="맑은 고딕" w:eastAsia="맑은 고딕"/>
           <w:sz w:val="21"/>
         </w:rPr>
-        <w:t>계획 정지의 올바른 순서는 서비스를 먼저 옮기고, 세션이 빠질 시간을 주고, 그다음 인스턴스를 내리는 것이다. 서비스를 옮긴 뒤에는 `-force` 없이도 정지가 통과한다.</w:t>
+        <w:t xml:space="preserve"> 를 쓴다.</w:t>
       </w:r>
     </w:p>
     <w:p>
@@ -6426,7 +7673,83 @@
           <w:rFonts w:ascii="맑은 고딕" w:hAnsi="맑은 고딕" w:eastAsia="맑은 고딕"/>
           <w:sz w:val="21"/>
         </w:rPr>
-        <w:t>실제 장애면 다르다. `kill -9` 로 pmon 을 죽였더니 10 초 안에 서비스가 가용 인스턴스로 옮겨 갔다. 계획 정지와 정확히 대비되며 차이는 정상 종료인가 비정상 종료인가 하나뿐이다.</w:t>
+        <w:t xml:space="preserve">서비스가 도는 인스턴스를 </w:t>
+      </w:r>
+      <w:r>
+        <w:rPr>
+          <w:rFonts w:ascii="Consolas" w:hAnsi="Consolas" w:eastAsia="Consolas" w:cs="Consolas"/>
+          <w:sz w:val="20"/>
+        </w:rPr>
+        <w:t xml:space="preserve">-force</w:t>
+      </w:r>
+      <w:r>
+        <w:rPr>
+          <w:rFonts w:ascii="맑은 고딕" w:hAnsi="맑은 고딕" w:eastAsia="맑은 고딕"/>
+          <w:sz w:val="21"/>
+        </w:rPr>
+        <w:t xml:space="preserve"> 없이 내리려 하면 CRS-2974 로 거부된다. 서비스를 정지하거나 옮겨야 하는데 force 플래그가 없다는 뜻이며 무심코 내리는 일을 막아 준다.</w:t>
+      </w:r>
+    </w:p>
+    <w:p>
+      <w:r>
+        <w:rPr>
+          <w:rFonts w:ascii="Consolas" w:hAnsi="Consolas" w:eastAsia="Consolas" w:cs="Consolas"/>
+          <w:sz w:val="20"/>
+        </w:rPr>
+        <w:t xml:space="preserve">-force</w:t>
+      </w:r>
+      <w:r>
+        <w:rPr>
+          <w:rFonts w:ascii="맑은 고딕" w:hAnsi="맑은 고딕" w:eastAsia="맑은 고딕"/>
+          <w:sz w:val="21"/>
+        </w:rPr>
+        <w:t xml:space="preserve"> 를 붙이면 서비스가 옮겨 가지 않고 함께 정지된다. 가용 인스턴스를 지정해 두었어도 그렇다. 이 플래그는 "옮겨라" 가 아니라 "강행하라" 는 뜻이기 때문이다. 그동안 그 서비스로 접속하면 ORA-12514 다.</w:t>
+      </w:r>
+    </w:p>
+    <w:p>
+      <w:r>
+        <w:rPr>
+          <w:rFonts w:ascii="맑은 고딕" w:hAnsi="맑은 고딕" w:eastAsia="맑은 고딕"/>
+          <w:sz w:val="21"/>
+        </w:rPr>
+        <w:t xml:space="preserve">계획 정지의 올바른 순서는 서비스를 먼저 옮기고, 세션이 빠질 시간을 주고, 그다음 인스턴스를 내리는 것이다. 서비스를 옮긴 뒤에는 </w:t>
+      </w:r>
+      <w:r>
+        <w:rPr>
+          <w:rFonts w:ascii="Consolas" w:hAnsi="Consolas" w:eastAsia="Consolas" w:cs="Consolas"/>
+          <w:sz w:val="20"/>
+        </w:rPr>
+        <w:t xml:space="preserve">-force</w:t>
+      </w:r>
+      <w:r>
+        <w:rPr>
+          <w:rFonts w:ascii="맑은 고딕" w:hAnsi="맑은 고딕" w:eastAsia="맑은 고딕"/>
+          <w:sz w:val="21"/>
+        </w:rPr>
+        <w:t xml:space="preserve"> 없이도 정지가 통과한다.</w:t>
+      </w:r>
+    </w:p>
+    <w:p>
+      <w:r>
+        <w:rPr>
+          <w:rFonts w:ascii="맑은 고딕" w:hAnsi="맑은 고딕" w:eastAsia="맑은 고딕"/>
+          <w:sz w:val="21"/>
+        </w:rPr>
+        <w:t xml:space="preserve">실제 장애면 다르다. </w:t>
+      </w:r>
+      <w:r>
+        <w:rPr>
+          <w:rFonts w:ascii="Consolas" w:hAnsi="Consolas" w:eastAsia="Consolas" w:cs="Consolas"/>
+          <w:sz w:val="20"/>
+        </w:rPr>
+        <w:t xml:space="preserve">kill -9</w:t>
+      </w:r>
+      <w:r>
+        <w:rPr>
+          <w:rFonts w:ascii="맑은 고딕" w:hAnsi="맑은 고딕" w:eastAsia="맑은 고딕"/>
+          <w:sz w:val="21"/>
+        </w:rPr>
+        <w:t xml:space="preserve"> 로 pmon 을 죽였더니 10 초 안에 서비스가 가용 인스턴스로 옮겨 갔다. 계획 정지와 정확히 대비되며 차이는 정상 종료인가 비정상 종료인가 하나뿐이다.</w:t>
       </w:r>
     </w:p>
     <w:p>
@@ -6489,7 +7812,21 @@
           <w:rFonts w:ascii="맑은 고딕" w:hAnsi="맑은 고딕" w:eastAsia="맑은 고딕"/>
           <w:sz w:val="21"/>
         </w:rPr>
-        <w:t>서비스 설계의 원칙은 다섯이다. 애플리케이션마다 서비스를 두고, 이름에 성격을 담고, 선호와 가용을 반드시 지정하고, 서로 다른 서비스의 선호를 엇갈리게 배치하고, CDB 라면 `-pdb` 를 지정한다.</w:t>
+        <w:t xml:space="preserve">서비스 설계의 원칙은 다섯이다. 애플리케이션마다 서비스를 두고, 이름에 성격을 담고, 선호와 가용을 반드시 지정하고, 서로 다른 서비스의 선호를 엇갈리게 배치하고, CDB 라면 </w:t>
+      </w:r>
+      <w:r>
+        <w:rPr>
+          <w:rFonts w:ascii="Consolas" w:hAnsi="Consolas" w:eastAsia="Consolas" w:cs="Consolas"/>
+          <w:sz w:val="20"/>
+        </w:rPr>
+        <w:t xml:space="preserve">-pdb</w:t>
+      </w:r>
+      <w:r>
+        <w:rPr>
+          <w:rFonts w:ascii="맑은 고딕" w:hAnsi="맑은 고딕" w:eastAsia="맑은 고딕"/>
+          <w:sz w:val="21"/>
+        </w:rPr>
+        <w:t xml:space="preserve"> 를 지정한다.</w:t>
       </w:r>
     </w:p>
     <w:p>
@@ -6582,7 +7919,21 @@
                 <w:rFonts w:ascii="맑은 고딕" w:hAnsi="맑은 고딕" w:eastAsia="맑은 고딕"/>
                 <w:sz w:val="20"/>
               </w:rPr>
-              <w:t>5. `srvctl relocate service` 를 실행했을 때 이미 접속해 있던 세션은 어떻게 되는가. 실측 결과를 근거로 답하라.</w:t>
+              <w:t xml:space="preserve">5. </w:t>
+            </w:r>
+            <w:r>
+              <w:rPr>
+                <w:rFonts w:ascii="Consolas" w:hAnsi="Consolas" w:eastAsia="Consolas" w:cs="Consolas"/>
+                <w:sz w:val="19"/>
+              </w:rPr>
+              <w:t xml:space="preserve">srvctl relocate service</w:t>
+            </w:r>
+            <w:r>
+              <w:rPr>
+                <w:rFonts w:ascii="맑은 고딕" w:hAnsi="맑은 고딕" w:eastAsia="맑은 고딕"/>
+                <w:sz w:val="20"/>
+              </w:rPr>
+              <w:t xml:space="preserve"> 를 실행했을 때 이미 접속해 있던 세션은 어떻게 되는가. 실측 결과를 근거로 답하라.</w:t>
             </w:r>
           </w:p>
           <w:p>
@@ -6594,7 +7945,35 @@
                 <w:rFonts w:ascii="맑은 고딕" w:hAnsi="맑은 고딕" w:eastAsia="맑은 고딕"/>
                 <w:sz w:val="20"/>
               </w:rPr>
-              <w:t>6. `relocate` 후에도 `config` 의 선호 인스턴스가 바뀌지 않는다. 이것이 뜻하는 바와 그로 인한 결과는 무엇인가.</w:t>
+              <w:t xml:space="preserve">6. </w:t>
+            </w:r>
+            <w:r>
+              <w:rPr>
+                <w:rFonts w:ascii="Consolas" w:hAnsi="Consolas" w:eastAsia="Consolas" w:cs="Consolas"/>
+                <w:sz w:val="19"/>
+              </w:rPr>
+              <w:t xml:space="preserve">relocate</w:t>
+            </w:r>
+            <w:r>
+              <w:rPr>
+                <w:rFonts w:ascii="맑은 고딕" w:hAnsi="맑은 고딕" w:eastAsia="맑은 고딕"/>
+                <w:sz w:val="20"/>
+              </w:rPr>
+              <w:t xml:space="preserve"> 후에도 </w:t>
+            </w:r>
+            <w:r>
+              <w:rPr>
+                <w:rFonts w:ascii="Consolas" w:hAnsi="Consolas" w:eastAsia="Consolas" w:cs="Consolas"/>
+                <w:sz w:val="19"/>
+              </w:rPr>
+              <w:t xml:space="preserve">config</w:t>
+            </w:r>
+            <w:r>
+              <w:rPr>
+                <w:rFonts w:ascii="맑은 고딕" w:hAnsi="맑은 고딕" w:eastAsia="맑은 고딕"/>
+                <w:sz w:val="20"/>
+              </w:rPr>
+              <w:t xml:space="preserve"> 의 선호 인스턴스가 바뀌지 않는다. 이것이 뜻하는 바와 그로 인한 결과는 무엇인가.</w:t>
             </w:r>
           </w:p>
           <w:p>
@@ -6606,7 +7985,21 @@
                 <w:rFonts w:ascii="맑은 고딕" w:hAnsi="맑은 고딕" w:eastAsia="맑은 고딕"/>
                 <w:sz w:val="20"/>
               </w:rPr>
-              <w:t>7. 서비스가 도는 인스턴스를 `-force` 없이 정지하려 하면 어떤 오류가 나며 그 설계 의도는 무엇인가.</w:t>
+              <w:t xml:space="preserve">7. 서비스가 도는 인스턴스를 </w:t>
+            </w:r>
+            <w:r>
+              <w:rPr>
+                <w:rFonts w:ascii="Consolas" w:hAnsi="Consolas" w:eastAsia="Consolas" w:cs="Consolas"/>
+                <w:sz w:val="19"/>
+              </w:rPr>
+              <w:t xml:space="preserve">-force</w:t>
+            </w:r>
+            <w:r>
+              <w:rPr>
+                <w:rFonts w:ascii="맑은 고딕" w:hAnsi="맑은 고딕" w:eastAsia="맑은 고딕"/>
+                <w:sz w:val="20"/>
+              </w:rPr>
+              <w:t xml:space="preserve"> 없이 정지하려 하면 어떤 오류가 나며 그 설계 의도는 무엇인가.</w:t>
             </w:r>
           </w:p>
           <w:p>
@@ -6618,7 +8011,35 @@
                 <w:rFonts w:ascii="맑은 고딕" w:hAnsi="맑은 고딕" w:eastAsia="맑은 고딕"/>
                 <w:sz w:val="20"/>
               </w:rPr>
-              <w:t>8. `-force` 로 정지했을 때와 `kill -9` 로 죽였을 때 서비스의 운명이 어떻게 달랐는가. 그 차이의 원인은 무엇인가.</w:t>
+              <w:t xml:space="preserve">8. </w:t>
+            </w:r>
+            <w:r>
+              <w:rPr>
+                <w:rFonts w:ascii="Consolas" w:hAnsi="Consolas" w:eastAsia="Consolas" w:cs="Consolas"/>
+                <w:sz w:val="19"/>
+              </w:rPr>
+              <w:t xml:space="preserve">-force</w:t>
+            </w:r>
+            <w:r>
+              <w:rPr>
+                <w:rFonts w:ascii="맑은 고딕" w:hAnsi="맑은 고딕" w:eastAsia="맑은 고딕"/>
+                <w:sz w:val="20"/>
+              </w:rPr>
+              <w:t xml:space="preserve"> 로 정지했을 때와 </w:t>
+            </w:r>
+            <w:r>
+              <w:rPr>
+                <w:rFonts w:ascii="Consolas" w:hAnsi="Consolas" w:eastAsia="Consolas" w:cs="Consolas"/>
+                <w:sz w:val="19"/>
+              </w:rPr>
+              <w:t xml:space="preserve">kill -9</w:t>
+            </w:r>
+            <w:r>
+              <w:rPr>
+                <w:rFonts w:ascii="맑은 고딕" w:hAnsi="맑은 고딕" w:eastAsia="맑은 고딕"/>
+                <w:sz w:val="20"/>
+              </w:rPr>
+              <w:t xml:space="preserve"> 로 죽였을 때 서비스의 운명이 어떻게 달랐는가. 그 차이의 원인은 무엇인가.</w:t>
             </w:r>
           </w:p>
           <w:p>
